--- a/unterlagen/MKI-QS-Anwendungsfallbeschreibung.docx
+++ b/unterlagen/MKI-QS-Anwendungsfallbeschreibung.docx
@@ -1,14 +1,457 @@
 
 <file path=word/document.xml><?xml version="1.0" encoding="utf-8"?>
-<w:document xmlns:wpc="http://schemas.microsoft.com/office/word/2010/wordprocessingCanvas" xmlns:cx="http://schemas.microsoft.com/office/drawing/2014/chartex" xmlns:cx1="http://schemas.microsoft.com/office/drawing/2015/9/8/chartex" xmlns:cx2="http://schemas.microsoft.com/office/drawing/2015/10/21/chartex" xmlns:cx3="http://schemas.microsoft.com/office/drawing/2016/5/9/chartex" xmlns:cx4="http://schemas.microsoft.com/office/drawing/2016/5/10/chartex" xmlns:cx5="http://schemas.microsoft.com/office/drawing/2016/5/11/chartex" xmlns:mc="http://schemas.openxmlformats.org/markup-compatibility/2006" xmlns:o="urn:schemas-microsoft-com:office:office" xmlns:r="http://schemas.openxmlformats.org/officeDocument/2006/relationships" xmlns:m="http://schemas.openxmlformats.org/officeDocument/2006/math" xmlns:v="urn:schemas-microsoft-com:vml" xmlns:wp14="http://schemas.microsoft.com/office/word/2010/wordprocessingDrawing" xmlns:wp="http://schemas.openxmlformats.org/drawingml/2006/wordprocessingDrawing" xmlns:w10="urn:schemas-microsoft-com:office:word" xmlns:w="http://schemas.openxmlformats.org/wordprocessingml/2006/main" xmlns:w14="http://schemas.microsoft.com/office/word/2010/wordml" xmlns:w15="http://schemas.microsoft.com/office/word/2012/wordml" xmlns:wne="http://schemas.microsoft.com/office/word/2006/wordml" xmlns:wpg="http://schemas.microsoft.com/office/word/2010/wordprocessingGroup" xmlns:wpi="http://schemas.microsoft.com/office/word/2010/wordprocessingInk" xmlns:wps="http://schemas.microsoft.com/office/word/2010/wordprocessingShape" mc:Ignorable="w14 w15 wp14">
-  <!-- Generated by Aspose.Words for Java 20.2 -->
+<w:document xmlns:wpc="http://schemas.microsoft.com/office/word/2010/wordprocessingCanvas" xmlns:cx="http://schemas.microsoft.com/office/drawing/2014/chartex" xmlns:cx1="http://schemas.microsoft.com/office/drawing/2015/9/8/chartex" xmlns:cx2="http://schemas.microsoft.com/office/drawing/2015/10/21/chartex" xmlns:cx3="http://schemas.microsoft.com/office/drawing/2016/5/9/chartex" xmlns:cx4="http://schemas.microsoft.com/office/drawing/2016/5/10/chartex" xmlns:cx5="http://schemas.microsoft.com/office/drawing/2016/5/11/chartex" xmlns:cx6="http://schemas.microsoft.com/office/drawing/2016/5/12/chartex" xmlns:cx7="http://schemas.microsoft.com/office/drawing/2016/5/13/chartex" xmlns:cx8="http://schemas.microsoft.com/office/drawing/2016/5/14/chartex" xmlns:mc="http://schemas.openxmlformats.org/markup-compatibility/2006" xmlns:aink="http://schemas.microsoft.com/office/drawing/2016/ink" xmlns:am3d="http://schemas.microsoft.com/office/drawing/2017/model3d" xmlns:o="urn:schemas-microsoft-com:office:office" xmlns:oel="http://schemas.microsoft.com/office/2019/extlst" xmlns:r="http://schemas.openxmlformats.org/officeDocument/2006/relationships" xmlns:m="http://schemas.openxmlformats.org/officeDocument/2006/math" xmlns:v="urn:schemas-microsoft-com:vml" xmlns:wp14="http://schemas.microsoft.com/office/word/2010/wordprocessingDrawing" xmlns:wp="http://schemas.openxmlformats.org/drawingml/2006/wordprocessingDrawing" xmlns:w10="urn:schemas-microsoft-com:office:word" xmlns:w="http://schemas.openxmlformats.org/wordprocessingml/2006/main" xmlns:w14="http://schemas.microsoft.com/office/word/2010/wordml" xmlns:w15="http://schemas.microsoft.com/office/word/2012/wordml" xmlns:w16cex="http://schemas.microsoft.com/office/word/2018/wordml/cex" xmlns:w16cid="http://schemas.microsoft.com/office/word/2016/wordml/cid" xmlns:w16="http://schemas.microsoft.com/office/word/2018/wordml" xmlns:w16du="http://schemas.microsoft.com/office/word/2023/wordml/word16du" xmlns:w16sdtdh="http://schemas.microsoft.com/office/word/2020/wordml/sdtdatahash" xmlns:w16sdtfl="http://schemas.microsoft.com/office/word/2024/wordml/sdtformatlock" xmlns:w16se="http://schemas.microsoft.com/office/word/2015/wordml/symex" xmlns:wpg="http://schemas.microsoft.com/office/word/2010/wordprocessingGroup" xmlns:wpi="http://schemas.microsoft.com/office/word/2010/wordprocessingInk" xmlns:wne="http://schemas.microsoft.com/office/word/2006/wordml" xmlns:wps="http://schemas.microsoft.com/office/word/2010/wordprocessingShape" mc:Ignorable="w14 w15 w16se w16cid w16 w16cex w16sdtdh w16sdtfl w16du wp14">
   <w:body>
+    <w:p/>
+    <w:p/>
+    <w:p/>
+    <w:p/>
+    <w:p/>
+    <w:p/>
+    <w:p/>
+    <w:p/>
+    <w:p/>
+    <w:p/>
+    <w:p/>
+    <w:p/>
+    <w:p/>
+    <w:p/>
+    <w:p/>
+    <w:p/>
     <w:p>
       <w:pPr>
+        <w:spacing w:before="2460" w:after="280" w:line="276" w:lineRule="auto"/>
+        <w:contextualSpacing/>
+        <w:rPr>
+          <w:rFonts w:asciiTheme="majorHAnsi" w:eastAsiaTheme="majorEastAsia" w:hAnsiTheme="majorHAnsi" w:cstheme="majorBidi"/>
+          <w:b/>
+          <w:color w:val="3C0483" w:themeColor="text2"/>
+          <w:kern w:val="28"/>
+          <w:sz w:val="48"/>
+          <w:szCs w:val="48"/>
+        </w:rPr>
+      </w:pPr>
+      <w:r>
+        <w:rPr>
+          <w:rFonts w:asciiTheme="majorHAnsi" w:eastAsiaTheme="majorEastAsia" w:hAnsiTheme="majorHAnsi" w:cstheme="majorBidi"/>
+          <w:b/>
+          <w:color w:val="3C0483" w:themeColor="text2"/>
+          <w:kern w:val="28"/>
+          <w:sz w:val="48"/>
+          <w:szCs w:val="48"/>
+        </w:rPr>
+        <w:t>Qualitätsstandard</w:t>
+      </w:r>
+      <w:r>
+        <w:rPr>
+          <w:rFonts w:asciiTheme="majorHAnsi" w:eastAsiaTheme="majorEastAsia" w:hAnsiTheme="majorHAnsi" w:cstheme="majorBidi"/>
+          <w:b/>
+          <w:color w:val="3C0483" w:themeColor="text2"/>
+          <w:kern w:val="28"/>
+          <w:sz w:val="48"/>
+          <w:szCs w:val="48"/>
+        </w:rPr>
+        <w:t xml:space="preserve"> für Niedrigrisiko-KI</w:t>
+      </w:r>
+    </w:p>
+    <w:p>
+      <w:pPr>
+        <w:spacing w:before="2460" w:after="280" w:line="276" w:lineRule="auto"/>
+        <w:contextualSpacing/>
+        <w:rPr>
+          <w:rFonts w:asciiTheme="majorHAnsi" w:eastAsiaTheme="majorEastAsia" w:hAnsiTheme="majorHAnsi" w:cstheme="majorBidi"/>
+          <w:b/>
+          <w:color w:val="3C0483" w:themeColor="text2"/>
+          <w:kern w:val="28"/>
+          <w:sz w:val="48"/>
+          <w:szCs w:val="48"/>
+        </w:rPr>
+      </w:pPr>
+    </w:p>
+    <w:p>
+      <w:pPr>
+        <w:spacing w:before="2460" w:after="280" w:line="276" w:lineRule="auto"/>
+        <w:contextualSpacing/>
+        <w:rPr>
+          <w:rFonts w:asciiTheme="majorHAnsi" w:eastAsiaTheme="majorEastAsia" w:hAnsiTheme="majorHAnsi" w:cstheme="majorBidi"/>
+          <w:b/>
+          <w:i/>
+          <w:iCs/>
+          <w:color w:val="3C0483" w:themeColor="text2"/>
+          <w:kern w:val="28"/>
+          <w:sz w:val="40"/>
+          <w:szCs w:val="40"/>
+        </w:rPr>
+      </w:pPr>
+      <w:r>
+        <w:rPr>
+          <w:rFonts w:asciiTheme="majorHAnsi" w:eastAsiaTheme="majorEastAsia" w:hAnsiTheme="majorHAnsi" w:cstheme="majorBidi"/>
+          <w:b/>
+          <w:i/>
+          <w:iCs/>
+          <w:color w:val="3C0483" w:themeColor="text2"/>
+          <w:kern w:val="28"/>
+          <w:sz w:val="40"/>
+          <w:szCs w:val="40"/>
+        </w:rPr>
+        <w:t>Vorlage Anwendungsfallbeschreibung</w:t>
+      </w:r>
+    </w:p>
+    <w:p/>
+    <w:p/>
+    <w:p/>
+    <w:p/>
+    <w:p/>
+    <w:p/>
+    <w:p/>
+    <w:p/>
+    <w:p/>
+    <w:p/>
+    <w:p/>
+    <w:p/>
+    <w:p/>
+    <w:p/>
+    <w:p/>
+    <w:p/>
+    <w:p/>
+    <w:p/>
+    <w:p/>
+    <w:p/>
+    <w:p/>
+    <w:p/>
+    <w:p/>
+    <w:p/>
+    <w:p/>
+    <w:p>
+      <w:pPr>
+        <w:rPr>
+          <w:b/>
+          <w:color w:val="3C0483" w:themeColor="accent1"/>
+        </w:rPr>
+      </w:pPr>
+      <w:r>
+        <w:rPr>
+          <w:noProof/>
+        </w:rPr>
+        <w:drawing>
+          <wp:anchor distT="0" distB="0" distL="114300" distR="114300" simplePos="0" relativeHeight="251659264" behindDoc="0" locked="0" layoutInCell="1" allowOverlap="1" wp14:anchorId="64838D33" wp14:editId="4F4795E6">
+            <wp:simplePos x="0" y="0"/>
+            <wp:positionH relativeFrom="margin">
+              <wp:align>right</wp:align>
+            </wp:positionH>
+            <wp:positionV relativeFrom="bottomMargin">
+              <wp:posOffset>-1392555</wp:posOffset>
+            </wp:positionV>
+            <wp:extent cx="963457" cy="970670"/>
+            <wp:effectExtent l="0" t="0" r="8255" b="1270"/>
+            <wp:wrapNone/>
+            <wp:docPr id="1170313192" name="Grafik 15"/>
+            <wp:cNvGraphicFramePr>
+              <a:graphicFrameLocks xmlns:a="http://schemas.openxmlformats.org/drawingml/2006/main" noChangeAspect="1"/>
+            </wp:cNvGraphicFramePr>
+            <a:graphic xmlns:a="http://schemas.openxmlformats.org/drawingml/2006/main">
+              <a:graphicData uri="http://schemas.openxmlformats.org/drawingml/2006/picture">
+                <pic:pic xmlns:pic="http://schemas.openxmlformats.org/drawingml/2006/picture">
+                  <pic:nvPicPr>
+                    <pic:cNvPr id="1641754964" name="Grafik 15"/>
+                    <pic:cNvPicPr/>
+                  </pic:nvPicPr>
+                  <pic:blipFill>
+                    <a:blip r:embed="rId11" cstate="print">
+                      <a:extLst>
+                        <a:ext uri="{28A0092B-C50C-407E-A947-70E740481C1C}">
+                          <a14:useLocalDpi xmlns:a14="http://schemas.microsoft.com/office/drawing/2010/main" val="0"/>
+                        </a:ext>
+                      </a:extLst>
+                    </a:blip>
+                    <a:stretch>
+                      <a:fillRect/>
+                    </a:stretch>
+                  </pic:blipFill>
+                  <pic:spPr>
+                    <a:xfrm>
+                      <a:off x="0" y="0"/>
+                      <a:ext cx="963457" cy="970670"/>
+                    </a:xfrm>
+                    <a:prstGeom prst="rect">
+                      <a:avLst/>
+                    </a:prstGeom>
+                  </pic:spPr>
+                </pic:pic>
+              </a:graphicData>
+            </a:graphic>
+            <wp14:sizeRelH relativeFrom="page">
+              <wp14:pctWidth>0</wp14:pctWidth>
+            </wp14:sizeRelH>
+            <wp14:sizeRelV relativeFrom="page">
+              <wp14:pctHeight>0</wp14:pctHeight>
+            </wp14:sizeRelV>
+          </wp:anchor>
+        </w:drawing>
+      </w:r>
+      <w:r>
+        <w:rPr>
+          <w:b/>
+          <w:color w:val="3C0483" w:themeColor="accent1"/>
+        </w:rPr>
+        <w:t>MISSION KI</w:t>
+      </w:r>
+    </w:p>
+    <w:p>
+      <w:pPr>
+        <w:rPr>
+          <w:color w:val="3C0483" w:themeColor="accent1"/>
+        </w:rPr>
+      </w:pPr>
+      <w:r>
+        <w:rPr>
+          <w:color w:val="3C0483" w:themeColor="accent1"/>
+        </w:rPr>
+        <w:t>c/o acatech</w:t>
+      </w:r>
+    </w:p>
+    <w:p>
+      <w:pPr>
+        <w:rPr>
+          <w:color w:val="3C0483" w:themeColor="accent1"/>
+        </w:rPr>
+      </w:pPr>
+      <w:r>
+        <w:rPr>
+          <w:color w:val="3C0483" w:themeColor="accent1"/>
+        </w:rPr>
+        <w:t>Deutsche Akademie der</w:t>
+      </w:r>
+    </w:p>
+    <w:p>
+      <w:pPr>
+        <w:rPr>
+          <w:color w:val="3C0483" w:themeColor="accent1"/>
+        </w:rPr>
+      </w:pPr>
+      <w:r>
+        <w:rPr>
+          <w:color w:val="3C0483" w:themeColor="accent1"/>
+        </w:rPr>
+        <w:t>Technikwissenschaften</w:t>
+      </w:r>
+    </w:p>
+    <w:p>
+      <w:pPr>
+        <w:rPr>
+          <w:color w:val="3C0483" w:themeColor="accent1"/>
+        </w:rPr>
+      </w:pPr>
+      <w:r>
+        <w:rPr>
+          <w:color w:val="3C0483" w:themeColor="accent1"/>
+        </w:rPr>
+        <w:t>Karolinenplatz 4</w:t>
+      </w:r>
+    </w:p>
+    <w:p>
+      <w:pPr>
+        <w:rPr>
+          <w:color w:val="3C0483" w:themeColor="accent1"/>
+        </w:rPr>
+      </w:pPr>
+      <w:r>
+        <w:rPr>
+          <w:color w:val="3C0483" w:themeColor="accent1"/>
+        </w:rPr>
+        <w:t>D-80333 München</w:t>
+      </w:r>
+      <w:r>
+        <w:rPr>
+          <w:noProof/>
+        </w:rPr>
+        <w:drawing>
+          <wp:anchor distT="0" distB="0" distL="114300" distR="114300" simplePos="0" relativeHeight="251661312" behindDoc="0" locked="1" layoutInCell="1" allowOverlap="1" wp14:anchorId="626B1D94" wp14:editId="7B1C07BE">
+            <wp:simplePos x="0" y="0"/>
+            <wp:positionH relativeFrom="margin">
+              <wp:align>left</wp:align>
+            </wp:positionH>
+            <wp:positionV relativeFrom="margin">
+              <wp:align>top</wp:align>
+            </wp:positionV>
+            <wp:extent cx="1746250" cy="652780"/>
+            <wp:effectExtent l="0" t="0" r="6350" b="0"/>
+            <wp:wrapNone/>
+            <wp:docPr id="157838052" name="Grafik 11" descr="Logo Mission KI"/>
+            <wp:cNvGraphicFramePr>
+              <a:graphicFrameLocks xmlns:a="http://schemas.openxmlformats.org/drawingml/2006/main" noChangeAspect="1"/>
+            </wp:cNvGraphicFramePr>
+            <a:graphic xmlns:a="http://schemas.openxmlformats.org/drawingml/2006/main">
+              <a:graphicData uri="http://schemas.openxmlformats.org/drawingml/2006/picture">
+                <pic:pic xmlns:pic="http://schemas.openxmlformats.org/drawingml/2006/picture">
+                  <pic:nvPicPr>
+                    <pic:cNvPr id="840592605" name="Grafik 11" descr="Logo Mission KI"/>
+                    <pic:cNvPicPr/>
+                  </pic:nvPicPr>
+                  <pic:blipFill>
+                    <a:blip r:embed="rId12">
+                      <a:extLst>
+                        <a:ext uri="{96DAC541-7B7A-43D3-8B79-37D633B846F1}">
+                          <asvg:svgBlip xmlns:asvg="http://schemas.microsoft.com/office/drawing/2016/SVG/main" r:embed="rId13"/>
+                        </a:ext>
+                      </a:extLst>
+                    </a:blip>
+                    <a:stretch>
+                      <a:fillRect/>
+                    </a:stretch>
+                  </pic:blipFill>
+                  <pic:spPr>
+                    <a:xfrm>
+                      <a:off x="0" y="0"/>
+                      <a:ext cx="1746250" cy="652780"/>
+                    </a:xfrm>
+                    <a:prstGeom prst="rect">
+                      <a:avLst/>
+                    </a:prstGeom>
+                  </pic:spPr>
+                </pic:pic>
+              </a:graphicData>
+            </a:graphic>
+            <wp14:sizeRelH relativeFrom="margin">
+              <wp14:pctWidth>0</wp14:pctWidth>
+            </wp14:sizeRelH>
+            <wp14:sizeRelV relativeFrom="margin">
+              <wp14:pctHeight>0</wp14:pctHeight>
+            </wp14:sizeRelV>
+          </wp:anchor>
+        </w:drawing>
+      </w:r>
+    </w:p>
+    <w:p/>
+    <w:p/>
+    <w:p>
+      <w:pPr>
+        <w:rPr>
+          <w:rFonts w:asciiTheme="majorHAnsi" w:eastAsiaTheme="majorEastAsia" w:hAnsiTheme="majorHAnsi" w:cstheme="majorBidi"/>
+          <w:b/>
+          <w:color w:val="3C0483" w:themeColor="text2"/>
+          <w:kern w:val="28"/>
+          <w:sz w:val="40"/>
+          <w:szCs w:val="40"/>
+        </w:rPr>
+      </w:pPr>
+      <w:r>
+        <w:rPr>
+          <w:rFonts w:asciiTheme="majorHAnsi" w:eastAsiaTheme="majorEastAsia" w:hAnsiTheme="majorHAnsi" w:cstheme="majorBidi"/>
+          <w:b/>
+          <w:color w:val="3C0483" w:themeColor="text2"/>
+          <w:kern w:val="28"/>
+          <w:sz w:val="40"/>
+          <w:szCs w:val="40"/>
+        </w:rPr>
+        <w:lastRenderedPageBreak/>
+        <w:t>Vorwort</w:t>
+      </w:r>
+    </w:p>
+    <w:p/>
+    <w:p/>
+    <w:p>
+      <w:pPr>
+        <w:rPr>
+          <w:color w:val="3C0483" w:themeColor="text2"/>
+        </w:rPr>
+      </w:pPr>
+      <w:r>
+        <w:rPr>
+          <w:color w:val="3C0483" w:themeColor="text2"/>
+        </w:rPr>
+        <w:t xml:space="preserve">Die Anwendungsfallbeschreibung ist ein integraler Bestandteil des </w:t>
+      </w:r>
+      <w:r>
+        <w:rPr>
+          <w:b/>
+          <w:bCs/>
+          <w:color w:val="3C0483" w:themeColor="text2"/>
+        </w:rPr>
+        <w:t>MISSION KI Qualitätsstandards</w:t>
+      </w:r>
+      <w:r>
+        <w:rPr>
+          <w:b/>
+          <w:bCs/>
+          <w:color w:val="3C0483" w:themeColor="text2"/>
+        </w:rPr>
+        <w:t xml:space="preserve"> für Niedrigrisiko-KI</w:t>
+      </w:r>
+      <w:r>
+        <w:rPr>
+          <w:color w:val="3C0483" w:themeColor="text2"/>
+        </w:rPr>
+        <w:t xml:space="preserve"> und bildet </w:t>
+      </w:r>
+      <w:r>
+        <w:rPr>
+          <w:color w:val="3C0483" w:themeColor="text2"/>
+        </w:rPr>
+        <w:t>den Startpunkt</w:t>
+      </w:r>
+      <w:r>
+        <w:rPr>
+          <w:color w:val="3C0483" w:themeColor="text2"/>
+        </w:rPr>
+        <w:t xml:space="preserve"> für jedes Prüfverfahren. In diesem Dokument wird das zu prüfende KI-System präzise definiert, indem die Zweckbestimmung, die Systemgrenzen sowie der technische und organisatorische Kontext festgehalten werden. Es dient dazu, ein gemeinsames Verständnis über die Aufgabenstellung des Systems, die beteiligten Akteure und die betroffenen Nutzergruppen zu schaffen. Erst durch diese detaillierte Erfassung des „Prüfgegenstands“ wird es möglich, im weiteren Verlauf die spezifischen Risiken und Qualitätsanforderungen exakt auf das jeweilige System zuzuschneiden.</w:t>
+      </w:r>
+    </w:p>
+    <w:p/>
+    <w:p/>
+    <w:p/>
+    <w:p/>
+    <w:p/>
+    <w:p/>
+    <w:p/>
+    <w:p/>
+    <w:p/>
+    <w:p/>
+    <w:p/>
+    <w:p/>
+    <w:p/>
+    <w:p/>
+    <w:p/>
+    <w:p/>
+    <w:p/>
+    <w:p/>
+    <w:p/>
+    <w:p/>
+    <w:p/>
+    <w:p/>
+    <w:p/>
+    <w:p/>
+    <w:p/>
+    <w:p/>
+    <w:p/>
+    <w:p/>
+    <w:p/>
+    <w:p/>
+    <w:p/>
+    <w:p/>
+    <w:p/>
+    <w:p/>
+    <w:p/>
+    <w:p/>
+    <w:p/>
+    <w:p/>
+    <w:p/>
+    <w:p/>
+    <w:p/>
+    <w:p/>
+    <w:p/>
+    <w:p/>
+    <w:p/>
+    <w:p>
+      <w:pPr>
         <w:pStyle w:val="Heading2"/>
       </w:pPr>
       <w:r>
-        <w:t>Anwendungsfallbeschreibungsvorlage</w:t>
+        <w:lastRenderedPageBreak/>
+        <w:t>V</w:t>
+      </w:r>
+      <w:r>
+        <w:t>orlage Anwendungsfallbeschreibung</w:t>
       </w:r>
     </w:p>
     <w:p>
@@ -45,19 +488,15 @@
         <w:tblStyle w:val="TableGrid"/>
         <w:tblW w:w="0" w:type="auto"/>
         <w:tblLayout w:type="fixed"/>
-        <w:tblLook w:val="04A0"/>
+        <w:tblLook w:val="04A0" w:firstRow="1" w:lastRow="0" w:firstColumn="1" w:lastColumn="0" w:noHBand="0" w:noVBand="1"/>
       </w:tblPr>
       <w:tblGrid>
         <w:gridCol w:w="3823"/>
         <w:gridCol w:w="5096"/>
       </w:tblGrid>
       <w:tr>
-        <w:tblPrEx>
-          <w:tblW w:w="0" w:type="auto"/>
-          <w:tblLayout w:type="fixed"/>
-          <w:tblLook w:val="04A0"/>
-        </w:tblPrEx>
         <w:trPr>
+          <w:cnfStyle w:val="100000000000" w:firstRow="1" w:lastRow="0" w:firstColumn="0" w:lastColumn="0" w:oddVBand="0" w:evenVBand="0" w:oddHBand="0" w:evenHBand="0" w:firstRowFirstColumn="0" w:firstRowLastColumn="0" w:lastRowFirstColumn="0" w:lastRowLastColumn="0"/>
           <w:tblHeader/>
         </w:trPr>
         <w:tc>
@@ -90,11 +529,6 @@
         </w:tc>
       </w:tr>
       <w:tr>
-        <w:tblPrEx>
-          <w:tblW w:w="0" w:type="auto"/>
-          <w:tblLayout w:type="fixed"/>
-          <w:tblLook w:val="04A0"/>
-        </w:tblPrEx>
         <w:trPr>
           <w:trHeight w:val="491"/>
         </w:trPr>
@@ -135,13 +569,8 @@
         </w:tc>
       </w:tr>
       <w:tr>
-        <w:tblPrEx>
-          <w:tblW w:w="0" w:type="auto"/>
-          <w:tblLayout w:type="fixed"/>
-          <w:tblLook w:val="04A0"/>
-        </w:tblPrEx>
         <w:trPr>
-          <w:trHeight w:val="5448"/>
+          <w:trHeight w:val="2924"/>
         </w:trPr>
         <w:tc>
           <w:tcPr>
@@ -190,13 +619,8 @@
         </w:tc>
       </w:tr>
       <w:tr>
-        <w:tblPrEx>
-          <w:tblW w:w="0" w:type="auto"/>
-          <w:tblLayout w:type="fixed"/>
-          <w:tblLook w:val="04A0"/>
-        </w:tblPrEx>
         <w:trPr>
-          <w:trHeight w:val="6209"/>
+          <w:trHeight w:val="3098"/>
         </w:trPr>
         <w:tc>
           <w:tcPr>
@@ -237,11 +661,6 @@
         </w:tc>
       </w:tr>
       <w:tr>
-        <w:tblPrEx>
-          <w:tblW w:w="0" w:type="auto"/>
-          <w:tblLayout w:type="fixed"/>
-          <w:tblLook w:val="04A0"/>
-        </w:tblPrEx>
         <w:trPr>
           <w:trHeight w:val="1362"/>
         </w:trPr>
@@ -286,7 +705,7 @@
               <w:rPr>
                 <w:rStyle w:val="FootnoteReference"/>
               </w:rPr>
-              <w:footnoteReference w:id="2"/>
+              <w:footnoteReference w:id="1"/>
             </w:r>
             <w:r>
               <w:t>?</w:t>
@@ -305,11 +724,6 @@
         </w:tc>
       </w:tr>
       <w:tr>
-        <w:tblPrEx>
-          <w:tblW w:w="0" w:type="auto"/>
-          <w:tblLayout w:type="fixed"/>
-          <w:tblLook w:val="04A0"/>
-        </w:tblPrEx>
         <w:trPr>
           <w:trHeight w:val="1527"/>
         </w:trPr>
@@ -358,11 +772,6 @@
         </w:tc>
       </w:tr>
       <w:tr>
-        <w:tblPrEx>
-          <w:tblW w:w="0" w:type="auto"/>
-          <w:tblLayout w:type="fixed"/>
-          <w:tblLook w:val="04A0"/>
-        </w:tblPrEx>
         <w:trPr>
           <w:trHeight w:val="657"/>
         </w:trPr>
@@ -411,11 +820,6 @@
         </w:tc>
       </w:tr>
       <w:tr>
-        <w:tblPrEx>
-          <w:tblW w:w="0" w:type="auto"/>
-          <w:tblLayout w:type="fixed"/>
-          <w:tblLook w:val="04A0"/>
-        </w:tblPrEx>
         <w:trPr>
           <w:trHeight w:val="1525"/>
         </w:trPr>
@@ -436,6 +840,7 @@
                 <w:b/>
                 <w:bCs/>
               </w:rPr>
+              <w:lastRenderedPageBreak/>
               <w:t>7a</w:t>
             </w:r>
             <w:r>
@@ -458,11 +863,6 @@
         </w:tc>
       </w:tr>
       <w:tr>
-        <w:tblPrEx>
-          <w:tblW w:w="0" w:type="auto"/>
-          <w:tblLayout w:type="fixed"/>
-          <w:tblLook w:val="04A0"/>
-        </w:tblPrEx>
         <w:trPr>
           <w:trHeight w:val="1521"/>
         </w:trPr>
@@ -491,9 +891,11 @@
             <w:r>
               <w:t xml:space="preserve">Welche Gruppen von Personen </w:t>
             </w:r>
+            <w:proofErr w:type="gramStart"/>
             <w:r>
               <w:t>sind</w:t>
             </w:r>
+            <w:proofErr w:type="gramEnd"/>
             <w:r>
               <w:t xml:space="preserve"> möglicherweise unmittelbar durch die Ausgaben des KI-Systems (positiv und/oder negativ) betroffen</w:t>
             </w:r>
@@ -501,7 +903,7 @@
               <w:rPr>
                 <w:rStyle w:val="FootnoteReference"/>
               </w:rPr>
-              <w:footnoteReference w:id="3"/>
+              <w:footnoteReference w:id="2"/>
             </w:r>
             <w:r>
               <w:t>?</w:t>
@@ -520,11 +922,6 @@
         </w:tc>
       </w:tr>
       <w:tr>
-        <w:tblPrEx>
-          <w:tblW w:w="0" w:type="auto"/>
-          <w:tblLayout w:type="fixed"/>
-          <w:tblLook w:val="04A0"/>
-        </w:tblPrEx>
         <w:tc>
           <w:tcPr>
             <w:tcW w:w="3823" w:type="dxa"/>
@@ -601,11 +998,6 @@
         </w:tc>
       </w:tr>
       <w:tr>
-        <w:tblPrEx>
-          <w:tblW w:w="0" w:type="auto"/>
-          <w:tblLayout w:type="fixed"/>
-          <w:tblLook w:val="04A0"/>
-        </w:tblPrEx>
         <w:tc>
           <w:tcPr>
             <w:tcW w:w="3823" w:type="dxa"/>
@@ -628,9 +1020,11 @@
             <w:r>
               <w:tab/>
             </w:r>
+            <w:proofErr w:type="gramStart"/>
             <w:r>
               <w:t>Sind</w:t>
             </w:r>
+            <w:proofErr w:type="gramEnd"/>
             <w:r>
               <w:t xml:space="preserve"> Menschen an der Aufsicht </w:t>
             </w:r>
@@ -691,11 +1085,6 @@
         </w:tc>
       </w:tr>
       <w:tr>
-        <w:tblPrEx>
-          <w:tblW w:w="0" w:type="auto"/>
-          <w:tblLayout w:type="fixed"/>
-          <w:tblLook w:val="04A0"/>
-        </w:tblPrEx>
         <w:tc>
           <w:tcPr>
             <w:tcW w:w="3823" w:type="dxa"/>
@@ -778,13 +1167,8 @@
         </w:tc>
       </w:tr>
       <w:tr>
-        <w:tblPrEx>
-          <w:tblW w:w="0" w:type="auto"/>
-          <w:tblLayout w:type="fixed"/>
-          <w:tblLook w:val="04A0"/>
-        </w:tblPrEx>
         <w:trPr>
-          <w:trHeight w:val="1644"/>
+          <w:trHeight w:val="1531"/>
         </w:trPr>
         <w:tc>
           <w:tcPr>
@@ -815,7 +1199,7 @@
               <w:rPr>
                 <w:rStyle w:val="FootnoteReference"/>
               </w:rPr>
-              <w:footnoteReference w:id="4"/>
+              <w:footnoteReference w:id="3"/>
             </w:r>
             <w:r>
               <w:t>?</w:t>
@@ -834,11 +1218,6 @@
         </w:tc>
       </w:tr>
       <w:tr>
-        <w:tblPrEx>
-          <w:tblW w:w="0" w:type="auto"/>
-          <w:tblLayout w:type="fixed"/>
-          <w:tblLook w:val="04A0"/>
-        </w:tblPrEx>
         <w:tc>
           <w:tcPr>
             <w:tcW w:w="3823" w:type="dxa"/>
@@ -870,9 +1249,11 @@
             <w:r>
               <w:t>on-</w:t>
             </w:r>
+            <w:proofErr w:type="spellStart"/>
             <w:r>
               <w:t>premise</w:t>
             </w:r>
+            <w:proofErr w:type="spellEnd"/>
             <w:r>
               <w:t>, lokal oder in der Cloud?</w:t>
             </w:r>
@@ -927,15 +1308,26 @@
                 <w:color w:val="3C0483" w:themeColor="text2"/>
                 <w:lang w:val="fr-FR"/>
               </w:rPr>
-              <w:t xml:space="preserve"> on-</w:t>
-            </w:r>
+              <w:t xml:space="preserve"> </w:t>
+            </w:r>
+            <w:proofErr w:type="gramStart"/>
             <w:r>
               <w:rPr>
                 <w:color w:val="3C0483" w:themeColor="text2"/>
                 <w:lang w:val="fr-FR"/>
               </w:rPr>
+              <w:t>on-</w:t>
+            </w:r>
+            <w:proofErr w:type="spellStart"/>
+            <w:r>
+              <w:rPr>
+                <w:color w:val="3C0483" w:themeColor="text2"/>
+                <w:lang w:val="fr-FR"/>
+              </w:rPr>
               <w:t>premise</w:t>
             </w:r>
+            <w:proofErr w:type="spellEnd"/>
+            <w:proofErr w:type="gramEnd"/>
           </w:p>
           <w:p>
             <w:pPr>
@@ -962,6 +1354,7 @@
               </w:rPr>
               <w:t xml:space="preserve"> </w:t>
             </w:r>
+            <w:proofErr w:type="spellStart"/>
             <w:r>
               <w:rPr>
                 <w:color w:val="3C0483" w:themeColor="text2"/>
@@ -969,6 +1362,7 @@
               </w:rPr>
               <w:t>lokal</w:t>
             </w:r>
+            <w:proofErr w:type="spellEnd"/>
             <w:r>
               <w:rPr>
                 <w:color w:val="3C0483" w:themeColor="text2"/>
@@ -991,6 +1385,7 @@
               </w:rPr>
               <w:t xml:space="preserve"> </w:t>
             </w:r>
+            <w:proofErr w:type="spellStart"/>
             <w:r>
               <w:rPr>
                 <w:color w:val="3C0483" w:themeColor="text2"/>
@@ -998,15 +1393,11 @@
               </w:rPr>
               <w:t>hybrid</w:t>
             </w:r>
+            <w:proofErr w:type="spellEnd"/>
           </w:p>
         </w:tc>
       </w:tr>
       <w:tr>
-        <w:tblPrEx>
-          <w:tblW w:w="0" w:type="auto"/>
-          <w:tblLayout w:type="fixed"/>
-          <w:tblLook w:val="04A0"/>
-        </w:tblPrEx>
         <w:tc>
           <w:tcPr>
             <w:tcW w:w="3823" w:type="dxa"/>
@@ -1171,11 +1562,9 @@
         </w:tc>
       </w:tr>
       <w:tr>
-        <w:tblPrEx>
-          <w:tblW w:w="0" w:type="auto"/>
-          <w:tblLayout w:type="fixed"/>
-          <w:tblLook w:val="04A0"/>
-        </w:tblPrEx>
+        <w:trPr>
+          <w:trHeight w:val="1657"/>
+        </w:trPr>
         <w:tc>
           <w:tcPr>
             <w:tcW w:w="3823" w:type="dxa"/>
@@ -1287,12 +1676,14 @@
               </w:rPr>
               <w:t xml:space="preserve"> </w:t>
             </w:r>
+            <w:proofErr w:type="spellStart"/>
             <w:r>
               <w:rPr>
                 <w:color w:val="3C0483" w:themeColor="text2"/>
               </w:rPr>
               <w:t>Convolutional</w:t>
             </w:r>
+            <w:proofErr w:type="spellEnd"/>
             <w:r>
               <w:rPr>
                 <w:color w:val="3C0483" w:themeColor="text2"/>
@@ -1351,18 +1742,22 @@
               </w:rPr>
               <w:tab/>
             </w:r>
+            <w:proofErr w:type="gramStart"/>
             <w:r>
               <w:rPr>
                 <w:color w:val="3C0483" w:themeColor="text2"/>
               </w:rPr>
               <w:t xml:space="preserve">Random </w:t>
             </w:r>
+            <w:proofErr w:type="spellStart"/>
             <w:r>
               <w:rPr>
                 <w:color w:val="3C0483" w:themeColor="text2"/>
               </w:rPr>
               <w:t>forest</w:t>
             </w:r>
+            <w:proofErr w:type="spellEnd"/>
+            <w:proofErr w:type="gramEnd"/>
           </w:p>
           <w:p>
             <w:pPr>
@@ -1483,50 +1878,63 @@
         </w:tc>
       </w:tr>
     </w:tbl>
-    <w:p/>
-    <w:p/>
     <w:p>
-      <w:r>
-        <w:t>Dieses Dokument ist Teil des MISSION KI Qualitätsstandards.</w:t>
-      </w:r>
+      <w:pPr>
+        <w:tabs>
+          <w:tab w:val="left" w:pos="3755"/>
+        </w:tabs>
+        <w:rPr>
+          <w:sz w:val="2"/>
+          <w:szCs w:val="2"/>
+        </w:rPr>
+      </w:pPr>
     </w:p>
-    <w:p>
-      <w:r>
-        <w:t xml:space="preserve"> ©acatech – Deutsche Akademie der Technikwissenschaften e.V. Dieses Werk ist lizenziert unter der Creative Commons Lizenz Namensnennung - Keine Bearbeitungen 4.0 International (CC BY-ND 4.0).</w:t>
-      </w:r>
-      <w:r>
-        <w:t xml:space="preserve"> </w:t>
-      </w:r>
-      <w:hyperlink r:id="rId6" w:tgtFrame="_blank" w:tooltip="https://creativecommons.org/licenses/by-nd/4.0/deed.de" w:history="1">
-        <w:r>
-          <w:rPr>
-            <w:rStyle w:val="Hyperlink"/>
-            <w:color w:val="3C0483" w:themeColor="text2"/>
-          </w:rPr>
-          <w:t>https://creativecommons.org/licenses/by-nd/4.0/deed.de</w:t>
-        </w:r>
-      </w:hyperlink>
-    </w:p>
-    <w:p/>
     <w:sectPr>
-      <w:footerReference w:type="default" r:id="rId7"/>
+      <w:footerReference w:type="default" r:id="rId14"/>
+      <w:footerReference w:type="first" r:id="rId15"/>
       <w:pgSz w:w="11906" w:h="16838" w:code="9"/>
       <w:pgMar w:top="624" w:right="936" w:bottom="1418" w:left="2041" w:header="170" w:footer="170" w:gutter="0"/>
       <w:cols w:space="708"/>
+      <w:titlePg/>
       <w:docGrid w:linePitch="360"/>
     </w:sectPr>
   </w:body>
 </w:document>
 </file>
 
+<file path=word/endnotes.xml><?xml version="1.0" encoding="utf-8"?>
+<w:endnotes xmlns:wpc="http://schemas.microsoft.com/office/word/2010/wordprocessingCanvas" xmlns:cx="http://schemas.microsoft.com/office/drawing/2014/chartex" xmlns:cx1="http://schemas.microsoft.com/office/drawing/2015/9/8/chartex" xmlns:cx2="http://schemas.microsoft.com/office/drawing/2015/10/21/chartex" xmlns:cx3="http://schemas.microsoft.com/office/drawing/2016/5/9/chartex" xmlns:cx4="http://schemas.microsoft.com/office/drawing/2016/5/10/chartex" xmlns:cx5="http://schemas.microsoft.com/office/drawing/2016/5/11/chartex" xmlns:cx6="http://schemas.microsoft.com/office/drawing/2016/5/12/chartex" xmlns:cx7="http://schemas.microsoft.com/office/drawing/2016/5/13/chartex" xmlns:cx8="http://schemas.microsoft.com/office/drawing/2016/5/14/chartex" xmlns:mc="http://schemas.openxmlformats.org/markup-compatibility/2006" xmlns:aink="http://schemas.microsoft.com/office/drawing/2016/ink" xmlns:am3d="http://schemas.microsoft.com/office/drawing/2017/model3d" xmlns:o="urn:schemas-microsoft-com:office:office" xmlns:oel="http://schemas.microsoft.com/office/2019/extlst" xmlns:r="http://schemas.openxmlformats.org/officeDocument/2006/relationships" xmlns:m="http://schemas.openxmlformats.org/officeDocument/2006/math" xmlns:v="urn:schemas-microsoft-com:vml" xmlns:wp14="http://schemas.microsoft.com/office/word/2010/wordprocessingDrawing" xmlns:wp="http://schemas.openxmlformats.org/drawingml/2006/wordprocessingDrawing" xmlns:w10="urn:schemas-microsoft-com:office:word" xmlns:w="http://schemas.openxmlformats.org/wordprocessingml/2006/main" xmlns:w14="http://schemas.microsoft.com/office/word/2010/wordml" xmlns:w15="http://schemas.microsoft.com/office/word/2012/wordml" xmlns:w16cex="http://schemas.microsoft.com/office/word/2018/wordml/cex" xmlns:w16cid="http://schemas.microsoft.com/office/word/2016/wordml/cid" xmlns:w16="http://schemas.microsoft.com/office/word/2018/wordml" xmlns:w16du="http://schemas.microsoft.com/office/word/2023/wordml/word16du" xmlns:w16sdtdh="http://schemas.microsoft.com/office/word/2020/wordml/sdtdatahash" xmlns:w16sdtfl="http://schemas.microsoft.com/office/word/2024/wordml/sdtformatlock" xmlns:w16se="http://schemas.microsoft.com/office/word/2015/wordml/symex" xmlns:wpg="http://schemas.microsoft.com/office/word/2010/wordprocessingGroup" xmlns:wpi="http://schemas.microsoft.com/office/word/2010/wordprocessingInk" xmlns:wne="http://schemas.microsoft.com/office/word/2006/wordml" xmlns:wps="http://schemas.microsoft.com/office/word/2010/wordprocessingShape" mc:Ignorable="w14 w15 w16se w16cid w16 w16cex w16sdtdh w16sdtfl w16du wp14">
+  <w:endnote w:type="separator" w:id="-1">
+    <w:p>
+      <w:pPr>
+        <w:spacing w:line="240" w:lineRule="auto"/>
+      </w:pPr>
+      <w:r>
+        <w:separator/>
+      </w:r>
+    </w:p>
+  </w:endnote>
+  <w:endnote w:type="continuationSeparator" w:id="0">
+    <w:p>
+      <w:pPr>
+        <w:spacing w:line="240" w:lineRule="auto"/>
+      </w:pPr>
+      <w:r>
+        <w:continuationSeparator/>
+      </w:r>
+    </w:p>
+  </w:endnote>
+</w:endnotes>
+</file>
+
 <file path=word/footer1.xml><?xml version="1.0" encoding="utf-8"?>
-<w:ftr xmlns:wpc="http://schemas.microsoft.com/office/word/2010/wordprocessingCanvas" xmlns:cx="http://schemas.microsoft.com/office/drawing/2014/chartex" xmlns:cx1="http://schemas.microsoft.com/office/drawing/2015/9/8/chartex" xmlns:cx2="http://schemas.microsoft.com/office/drawing/2015/10/21/chartex" xmlns:cx3="http://schemas.microsoft.com/office/drawing/2016/5/9/chartex" xmlns:cx4="http://schemas.microsoft.com/office/drawing/2016/5/10/chartex" xmlns:cx5="http://schemas.microsoft.com/office/drawing/2016/5/11/chartex" xmlns:mc="http://schemas.openxmlformats.org/markup-compatibility/2006" xmlns:o="urn:schemas-microsoft-com:office:office" xmlns:r="http://schemas.openxmlformats.org/officeDocument/2006/relationships" xmlns:m="http://schemas.openxmlformats.org/officeDocument/2006/math" xmlns:v="urn:schemas-microsoft-com:vml" xmlns:wp14="http://schemas.microsoft.com/office/word/2010/wordprocessingDrawing" xmlns:wp="http://schemas.openxmlformats.org/drawingml/2006/wordprocessingDrawing" xmlns:w10="urn:schemas-microsoft-com:office:word" xmlns:w="http://schemas.openxmlformats.org/wordprocessingml/2006/main" xmlns:w14="http://schemas.microsoft.com/office/word/2010/wordml" xmlns:w15="http://schemas.microsoft.com/office/word/2012/wordml" xmlns:wne="http://schemas.microsoft.com/office/word/2006/wordml" xmlns:wpg="http://schemas.microsoft.com/office/word/2010/wordprocessingGroup" xmlns:wpi="http://schemas.microsoft.com/office/word/2010/wordprocessingInk" xmlns:wps="http://schemas.microsoft.com/office/word/2010/wordprocessingShape" mc:Ignorable="w14 w15 wp14">
+<w:ftr xmlns:wpc="http://schemas.microsoft.com/office/word/2010/wordprocessingCanvas" xmlns:cx="http://schemas.microsoft.com/office/drawing/2014/chartex" xmlns:cx1="http://schemas.microsoft.com/office/drawing/2015/9/8/chartex" xmlns:cx2="http://schemas.microsoft.com/office/drawing/2015/10/21/chartex" xmlns:cx3="http://schemas.microsoft.com/office/drawing/2016/5/9/chartex" xmlns:cx4="http://schemas.microsoft.com/office/drawing/2016/5/10/chartex" xmlns:cx5="http://schemas.microsoft.com/office/drawing/2016/5/11/chartex" xmlns:cx6="http://schemas.microsoft.com/office/drawing/2016/5/12/chartex" xmlns:cx7="http://schemas.microsoft.com/office/drawing/2016/5/13/chartex" xmlns:cx8="http://schemas.microsoft.com/office/drawing/2016/5/14/chartex" xmlns:mc="http://schemas.openxmlformats.org/markup-compatibility/2006" xmlns:aink="http://schemas.microsoft.com/office/drawing/2016/ink" xmlns:am3d="http://schemas.microsoft.com/office/drawing/2017/model3d" xmlns:o="urn:schemas-microsoft-com:office:office" xmlns:oel="http://schemas.microsoft.com/office/2019/extlst" xmlns:r="http://schemas.openxmlformats.org/officeDocument/2006/relationships" xmlns:m="http://schemas.openxmlformats.org/officeDocument/2006/math" xmlns:v="urn:schemas-microsoft-com:vml" xmlns:wp14="http://schemas.microsoft.com/office/word/2010/wordprocessingDrawing" xmlns:wp="http://schemas.openxmlformats.org/drawingml/2006/wordprocessingDrawing" xmlns:w10="urn:schemas-microsoft-com:office:word" xmlns:w="http://schemas.openxmlformats.org/wordprocessingml/2006/main" xmlns:w14="http://schemas.microsoft.com/office/word/2010/wordml" xmlns:w15="http://schemas.microsoft.com/office/word/2012/wordml" xmlns:w16cex="http://schemas.microsoft.com/office/word/2018/wordml/cex" xmlns:w16cid="http://schemas.microsoft.com/office/word/2016/wordml/cid" xmlns:w16="http://schemas.microsoft.com/office/word/2018/wordml" xmlns:w16du="http://schemas.microsoft.com/office/word/2023/wordml/word16du" xmlns:w16sdtdh="http://schemas.microsoft.com/office/word/2020/wordml/sdtdatahash" xmlns:w16sdtfl="http://schemas.microsoft.com/office/word/2024/wordml/sdtformatlock" xmlns:w16se="http://schemas.microsoft.com/office/word/2015/wordml/symex" xmlns:wpg="http://schemas.microsoft.com/office/word/2010/wordprocessingGroup" xmlns:wpi="http://schemas.microsoft.com/office/word/2010/wordprocessingInk" xmlns:wne="http://schemas.microsoft.com/office/word/2006/wordml" xmlns:wps="http://schemas.microsoft.com/office/word/2010/wordprocessingShape" mc:Ignorable="w14 w15 w16se w16cid w16 w16cex w16sdtdh w16sdtfl w16du wp14">
   <w:p>
     <w:pPr>
       <w:pStyle w:val="Footer"/>
       <w:tabs>
+        <w:tab w:val="clear" w:pos="2693"/>
         <w:tab w:val="left" w:pos="2044"/>
-        <w:tab w:val="clear" w:pos="2693"/>
       </w:tabs>
       <w:ind w:right="-257"/>
     </w:pPr>
@@ -1536,7 +1944,7 @@
         <w:position w:val="-1"/>
       </w:rPr>
       <w:drawing>
-        <wp:anchor distT="0" distB="0" distL="114300" distR="114300" simplePos="0" relativeHeight="251658240" behindDoc="1" locked="0" layoutInCell="1" allowOverlap="1">
+        <wp:anchor distT="0" distB="0" distL="114300" distR="114300" simplePos="0" relativeHeight="251675648" behindDoc="1" locked="0" layoutInCell="1" allowOverlap="1" wp14:anchorId="475BC50E" wp14:editId="71AC1F17">
           <wp:simplePos x="0" y="0"/>
           <wp:positionH relativeFrom="page">
             <wp:posOffset>1293495</wp:posOffset>
@@ -1547,7 +1955,7 @@
           <wp:extent cx="1078230" cy="135671"/>
           <wp:effectExtent l="0" t="0" r="0" b="0"/>
           <wp:wrapNone/>
-          <wp:docPr id="545817263" name="Grafik 12" descr="Logo Mission KI"/>
+          <wp:docPr id="48486529" name="Grafik 12" descr="Logo Mission KI"/>
           <wp:cNvGraphicFramePr>
             <a:graphicFrameLocks xmlns:a="http://schemas.openxmlformats.org/drawingml/2006/main" noChangeAspect="1"/>
           </wp:cNvGraphicFramePr>
@@ -1559,7 +1967,7 @@
                   <pic:cNvPicPr/>
                 </pic:nvPicPr>
                 <pic:blipFill>
-                  <a:blip xmlns:r="http://schemas.openxmlformats.org/officeDocument/2006/relationships" r:embed="rId1">
+                  <a:blip r:embed="rId1">
                     <a:extLst>
                       <a:ext uri="{96DAC541-7B7A-43D3-8B79-37D633B846F1}">
                         <asvg:svgBlip xmlns:asvg="http://schemas.microsoft.com/office/drawing/2016/SVG/main" r:embed="rId2"/>
@@ -1598,78 +2006,26 @@
       <w:t>Anwendungsfallbeschreibungsvorlage</w:t>
     </w:r>
     <w:r>
-      <w:t xml:space="preserve"> / </w:t>
-    </w:r>
-    <w:r>
-      <w:fldChar w:fldCharType="begin"/>
-    </w:r>
-    <w:r>
-      <w:instrText xml:space="preserve"> DATE  \@ "dd.MM.yyyy"  \* MERGEFORMAT </w:instrText>
-    </w:r>
-    <w:r>
-      <w:fldChar w:fldCharType="separate"/>
-    </w:r>
-    <w:r>
-      <w:rPr>
-        <w:noProof/>
-      </w:rPr>
-      <w:t>26.11.2025</w:t>
-    </w:r>
-    <w:r>
-      <w:fldChar w:fldCharType="end"/>
-    </w:r>
-    <w:r>
       <w:tab/>
-    </w:r>
-    <w:r>
-      <w:rPr>
-        <w:color w:val="3C0483" w:themeColor="text2"/>
-        <w:sz w:val="30"/>
-        <w:szCs w:val="30"/>
-      </w:rPr>
-      <w:fldChar w:fldCharType="begin"/>
-    </w:r>
-    <w:r>
-      <w:rPr>
-        <w:color w:val="3C0483" w:themeColor="text2"/>
-        <w:sz w:val="30"/>
-        <w:szCs w:val="30"/>
-      </w:rPr>
-      <w:instrText xml:space="preserve"> PAGE   \* MERGEFORMAT </w:instrText>
-    </w:r>
-    <w:r>
-      <w:rPr>
-        <w:color w:val="3C0483" w:themeColor="text2"/>
-        <w:sz w:val="30"/>
-        <w:szCs w:val="30"/>
-      </w:rPr>
-      <w:fldChar w:fldCharType="separate"/>
-    </w:r>
-    <w:r>
-      <w:rPr>
-        <w:noProof/>
-        <w:color w:val="3C0483" w:themeColor="text2"/>
-        <w:sz w:val="30"/>
-        <w:szCs w:val="30"/>
-      </w:rPr>
-      <w:t>7</w:t>
-    </w:r>
-    <w:r>
-      <w:rPr>
-        <w:color w:val="3C0483" w:themeColor="text2"/>
-        <w:sz w:val="30"/>
-        <w:szCs w:val="30"/>
-      </w:rPr>
-      <w:fldChar w:fldCharType="end"/>
     </w:r>
   </w:p>
   <w:p/>
 </w:ftr>
 </file>
 
+<file path=word/footer2.xml><?xml version="1.0" encoding="utf-8"?>
+<w:ftr xmlns:wpc="http://schemas.microsoft.com/office/word/2010/wordprocessingCanvas" xmlns:cx="http://schemas.microsoft.com/office/drawing/2014/chartex" xmlns:cx1="http://schemas.microsoft.com/office/drawing/2015/9/8/chartex" xmlns:cx2="http://schemas.microsoft.com/office/drawing/2015/10/21/chartex" xmlns:cx3="http://schemas.microsoft.com/office/drawing/2016/5/9/chartex" xmlns:cx4="http://schemas.microsoft.com/office/drawing/2016/5/10/chartex" xmlns:cx5="http://schemas.microsoft.com/office/drawing/2016/5/11/chartex" xmlns:cx6="http://schemas.microsoft.com/office/drawing/2016/5/12/chartex" xmlns:cx7="http://schemas.microsoft.com/office/drawing/2016/5/13/chartex" xmlns:cx8="http://schemas.microsoft.com/office/drawing/2016/5/14/chartex" xmlns:mc="http://schemas.openxmlformats.org/markup-compatibility/2006" xmlns:aink="http://schemas.microsoft.com/office/drawing/2016/ink" xmlns:am3d="http://schemas.microsoft.com/office/drawing/2017/model3d" xmlns:o="urn:schemas-microsoft-com:office:office" xmlns:oel="http://schemas.microsoft.com/office/2019/extlst" xmlns:r="http://schemas.openxmlformats.org/officeDocument/2006/relationships" xmlns:m="http://schemas.openxmlformats.org/officeDocument/2006/math" xmlns:v="urn:schemas-microsoft-com:vml" xmlns:wp14="http://schemas.microsoft.com/office/word/2010/wordprocessingDrawing" xmlns:wp="http://schemas.openxmlformats.org/drawingml/2006/wordprocessingDrawing" xmlns:w10="urn:schemas-microsoft-com:office:word" xmlns:w="http://schemas.openxmlformats.org/wordprocessingml/2006/main" xmlns:w14="http://schemas.microsoft.com/office/word/2010/wordml" xmlns:w15="http://schemas.microsoft.com/office/word/2012/wordml" xmlns:w16cex="http://schemas.microsoft.com/office/word/2018/wordml/cex" xmlns:w16cid="http://schemas.microsoft.com/office/word/2016/wordml/cid" xmlns:w16="http://schemas.microsoft.com/office/word/2018/wordml" xmlns:w16du="http://schemas.microsoft.com/office/word/2023/wordml/word16du" xmlns:w16sdtdh="http://schemas.microsoft.com/office/word/2020/wordml/sdtdatahash" xmlns:w16sdtfl="http://schemas.microsoft.com/office/word/2024/wordml/sdtformatlock" xmlns:w16se="http://schemas.microsoft.com/office/word/2015/wordml/symex" xmlns:wpg="http://schemas.microsoft.com/office/word/2010/wordprocessingGroup" xmlns:wpi="http://schemas.microsoft.com/office/word/2010/wordprocessingInk" xmlns:wne="http://schemas.microsoft.com/office/word/2006/wordml" xmlns:wps="http://schemas.microsoft.com/office/word/2010/wordprocessingShape" mc:Ignorable="w14 w15 w16se w16cid w16 w16cex w16sdtdh w16sdtfl w16du wp14">
+  <w:p>
+    <w:pPr>
+      <w:pStyle w:val="Footer"/>
+    </w:pPr>
+  </w:p>
+</w:ftr>
+</file>
+
 <file path=word/footnotes.xml><?xml version="1.0" encoding="utf-8"?>
-<w:footnotes xmlns:wpc="http://schemas.microsoft.com/office/word/2010/wordprocessingCanvas" xmlns:cx="http://schemas.microsoft.com/office/drawing/2014/chartex" xmlns:cx1="http://schemas.microsoft.com/office/drawing/2015/9/8/chartex" xmlns:cx2="http://schemas.microsoft.com/office/drawing/2015/10/21/chartex" xmlns:cx3="http://schemas.microsoft.com/office/drawing/2016/5/9/chartex" xmlns:cx4="http://schemas.microsoft.com/office/drawing/2016/5/10/chartex" xmlns:cx5="http://schemas.microsoft.com/office/drawing/2016/5/11/chartex" xmlns:mc="http://schemas.openxmlformats.org/markup-compatibility/2006" xmlns:o="urn:schemas-microsoft-com:office:office" xmlns:r="http://schemas.openxmlformats.org/officeDocument/2006/relationships" xmlns:m="http://schemas.openxmlformats.org/officeDocument/2006/math" xmlns:v="urn:schemas-microsoft-com:vml" xmlns:wp14="http://schemas.microsoft.com/office/word/2010/wordprocessingDrawing" xmlns:wp="http://schemas.openxmlformats.org/drawingml/2006/wordprocessingDrawing" xmlns:w10="urn:schemas-microsoft-com:office:word" xmlns:w="http://schemas.openxmlformats.org/wordprocessingml/2006/main" xmlns:w14="http://schemas.microsoft.com/office/word/2010/wordml" xmlns:w15="http://schemas.microsoft.com/office/word/2012/wordml" xmlns:wne="http://schemas.microsoft.com/office/word/2006/wordml" xmlns:wpg="http://schemas.microsoft.com/office/word/2010/wordprocessingGroup" xmlns:wpi="http://schemas.microsoft.com/office/word/2010/wordprocessingInk" xmlns:wps="http://schemas.microsoft.com/office/word/2010/wordprocessingShape" mc:Ignorable="w14 w15 wp14">
-  <w:footnote w:type="separator" w:id="0">
+<w:footnotes xmlns:wpc="http://schemas.microsoft.com/office/word/2010/wordprocessingCanvas" xmlns:cx="http://schemas.microsoft.com/office/drawing/2014/chartex" xmlns:cx1="http://schemas.microsoft.com/office/drawing/2015/9/8/chartex" xmlns:cx2="http://schemas.microsoft.com/office/drawing/2015/10/21/chartex" xmlns:cx3="http://schemas.microsoft.com/office/drawing/2016/5/9/chartex" xmlns:cx4="http://schemas.microsoft.com/office/drawing/2016/5/10/chartex" xmlns:cx5="http://schemas.microsoft.com/office/drawing/2016/5/11/chartex" xmlns:cx6="http://schemas.microsoft.com/office/drawing/2016/5/12/chartex" xmlns:cx7="http://schemas.microsoft.com/office/drawing/2016/5/13/chartex" xmlns:cx8="http://schemas.microsoft.com/office/drawing/2016/5/14/chartex" xmlns:mc="http://schemas.openxmlformats.org/markup-compatibility/2006" xmlns:aink="http://schemas.microsoft.com/office/drawing/2016/ink" xmlns:am3d="http://schemas.microsoft.com/office/drawing/2017/model3d" xmlns:o="urn:schemas-microsoft-com:office:office" xmlns:oel="http://schemas.microsoft.com/office/2019/extlst" xmlns:r="http://schemas.openxmlformats.org/officeDocument/2006/relationships" xmlns:m="http://schemas.openxmlformats.org/officeDocument/2006/math" xmlns:v="urn:schemas-microsoft-com:vml" xmlns:wp14="http://schemas.microsoft.com/office/word/2010/wordprocessingDrawing" xmlns:wp="http://schemas.openxmlformats.org/drawingml/2006/wordprocessingDrawing" xmlns:w10="urn:schemas-microsoft-com:office:word" xmlns:w="http://schemas.openxmlformats.org/wordprocessingml/2006/main" xmlns:w14="http://schemas.microsoft.com/office/word/2010/wordml" xmlns:w15="http://schemas.microsoft.com/office/word/2012/wordml" xmlns:w16cex="http://schemas.microsoft.com/office/word/2018/wordml/cex" xmlns:w16cid="http://schemas.microsoft.com/office/word/2016/wordml/cid" xmlns:w16="http://schemas.microsoft.com/office/word/2018/wordml" xmlns:w16du="http://schemas.microsoft.com/office/word/2023/wordml/word16du" xmlns:w16sdtdh="http://schemas.microsoft.com/office/word/2020/wordml/sdtdatahash" xmlns:w16sdtfl="http://schemas.microsoft.com/office/word/2024/wordml/sdtformatlock" xmlns:w16se="http://schemas.microsoft.com/office/word/2015/wordml/symex" xmlns:wpg="http://schemas.microsoft.com/office/word/2010/wordprocessingGroup" xmlns:wpi="http://schemas.microsoft.com/office/word/2010/wordprocessingInk" xmlns:wne="http://schemas.microsoft.com/office/word/2006/wordml" xmlns:wps="http://schemas.microsoft.com/office/word/2010/wordprocessingShape" mc:Ignorable="w14 w15 w16se w16cid w16 w16cex w16sdtdh w16sdtfl w16du wp14">
+  <w:footnote w:type="separator" w:id="-1">
     <w:p>
       <w:pPr>
         <w:pBdr>
@@ -1688,7 +2044,7 @@
       </w:r>
     </w:p>
   </w:footnote>
-  <w:footnote w:type="continuationSeparator" w:id="1">
+  <w:footnote w:type="continuationSeparator" w:id="0">
     <w:p>
       <w:pPr>
         <w:spacing w:line="240" w:lineRule="auto"/>
@@ -1698,7 +2054,7 @@
       </w:r>
     </w:p>
   </w:footnote>
-  <w:footnote w:id="2">
+  <w:footnote w:id="1">
     <w:p>
       <w:pPr>
         <w:pStyle w:val="FootnoteText"/>
@@ -1720,7 +2076,7 @@
       </w:r>
     </w:p>
   </w:footnote>
-  <w:footnote w:id="3">
+  <w:footnote w:id="2">
     <w:p>
       <w:pPr>
         <w:pStyle w:val="FootnoteText"/>
@@ -1742,7 +2098,7 @@
       </w:r>
     </w:p>
   </w:footnote>
-  <w:footnote w:id="4">
+  <w:footnote w:id="3">
     <w:p>
       <w:pPr>
         <w:pStyle w:val="FootnoteText"/>
@@ -1768,12 +2124,12 @@
 </file>
 
 <file path=word/numbering.xml><?xml version="1.0" encoding="utf-8"?>
-<w:numbering xmlns:wpc="http://schemas.microsoft.com/office/word/2010/wordprocessingCanvas" xmlns:cx="http://schemas.microsoft.com/office/drawing/2014/chartex" xmlns:cx1="http://schemas.microsoft.com/office/drawing/2015/9/8/chartex" xmlns:cx2="http://schemas.microsoft.com/office/drawing/2015/10/21/chartex" xmlns:cx3="http://schemas.microsoft.com/office/drawing/2016/5/9/chartex" xmlns:cx4="http://schemas.microsoft.com/office/drawing/2016/5/10/chartex" xmlns:cx5="http://schemas.microsoft.com/office/drawing/2016/5/11/chartex" xmlns:mc="http://schemas.openxmlformats.org/markup-compatibility/2006" xmlns:o="urn:schemas-microsoft-com:office:office" xmlns:r="http://schemas.openxmlformats.org/officeDocument/2006/relationships" xmlns:m="http://schemas.openxmlformats.org/officeDocument/2006/math" xmlns:v="urn:schemas-microsoft-com:vml" xmlns:wp14="http://schemas.microsoft.com/office/word/2010/wordprocessingDrawing" xmlns:wp="http://schemas.openxmlformats.org/drawingml/2006/wordprocessingDrawing" xmlns:w10="urn:schemas-microsoft-com:office:word" xmlns:w="http://schemas.openxmlformats.org/wordprocessingml/2006/main" xmlns:w14="http://schemas.microsoft.com/office/word/2010/wordml" xmlns:w15="http://schemas.microsoft.com/office/word/2012/wordml" xmlns:wne="http://schemas.microsoft.com/office/word/2006/wordml" xmlns:wpg="http://schemas.microsoft.com/office/word/2010/wordprocessingGroup" xmlns:wpi="http://schemas.microsoft.com/office/word/2010/wordprocessingInk" xmlns:wps="http://schemas.microsoft.com/office/word/2010/wordprocessingShape" mc:Ignorable="w14 w15 wp14">
-  <w:abstractNum w:abstractNumId="0">
+<w:numbering xmlns:wpc="http://schemas.microsoft.com/office/word/2010/wordprocessingCanvas" xmlns:cx="http://schemas.microsoft.com/office/drawing/2014/chartex" xmlns:cx1="http://schemas.microsoft.com/office/drawing/2015/9/8/chartex" xmlns:cx2="http://schemas.microsoft.com/office/drawing/2015/10/21/chartex" xmlns:cx3="http://schemas.microsoft.com/office/drawing/2016/5/9/chartex" xmlns:cx4="http://schemas.microsoft.com/office/drawing/2016/5/10/chartex" xmlns:cx5="http://schemas.microsoft.com/office/drawing/2016/5/11/chartex" xmlns:cx6="http://schemas.microsoft.com/office/drawing/2016/5/12/chartex" xmlns:cx7="http://schemas.microsoft.com/office/drawing/2016/5/13/chartex" xmlns:cx8="http://schemas.microsoft.com/office/drawing/2016/5/14/chartex" xmlns:mc="http://schemas.openxmlformats.org/markup-compatibility/2006" xmlns:aink="http://schemas.microsoft.com/office/drawing/2016/ink" xmlns:am3d="http://schemas.microsoft.com/office/drawing/2017/model3d" xmlns:o="urn:schemas-microsoft-com:office:office" xmlns:oel="http://schemas.microsoft.com/office/2019/extlst" xmlns:r="http://schemas.openxmlformats.org/officeDocument/2006/relationships" xmlns:m="http://schemas.openxmlformats.org/officeDocument/2006/math" xmlns:v="urn:schemas-microsoft-com:vml" xmlns:wp14="http://schemas.microsoft.com/office/word/2010/wordprocessingDrawing" xmlns:wp="http://schemas.openxmlformats.org/drawingml/2006/wordprocessingDrawing" xmlns:w10="urn:schemas-microsoft-com:office:word" xmlns:w="http://schemas.openxmlformats.org/wordprocessingml/2006/main" xmlns:w14="http://schemas.microsoft.com/office/word/2010/wordml" xmlns:w15="http://schemas.microsoft.com/office/word/2012/wordml" xmlns:w16cex="http://schemas.microsoft.com/office/word/2018/wordml/cex" xmlns:w16cid="http://schemas.microsoft.com/office/word/2016/wordml/cid" xmlns:w16="http://schemas.microsoft.com/office/word/2018/wordml" xmlns:w16du="http://schemas.microsoft.com/office/word/2023/wordml/word16du" xmlns:w16sdtdh="http://schemas.microsoft.com/office/word/2020/wordml/sdtdatahash" xmlns:w16sdtfl="http://schemas.microsoft.com/office/word/2024/wordml/sdtformatlock" xmlns:w16se="http://schemas.microsoft.com/office/word/2015/wordml/symex" xmlns:wpg="http://schemas.microsoft.com/office/word/2010/wordprocessingGroup" xmlns:wpi="http://schemas.microsoft.com/office/word/2010/wordprocessingInk" xmlns:wne="http://schemas.microsoft.com/office/word/2006/wordml" xmlns:wps="http://schemas.microsoft.com/office/word/2010/wordprocessingShape" mc:Ignorable="w14 w15 w16se w16cid w16 w16cex w16sdtdh w16sdtfl w16du wp14">
+  <w:abstractNum w:abstractNumId="0" w15:restartNumberingAfterBreak="0">
     <w:nsid w:val="0DE52EE1"/>
     <w:multiLevelType w:val="hybridMultilevel"/>
     <w:tmpl w:val="72D86D4C"/>
-    <w:lvl w:ilvl="0">
+    <w:lvl w:ilvl="0" w:tplc="90D81B52">
       <w:start w:val="1"/>
       <w:numFmt w:val="decimal"/>
       <w:pStyle w:val="Liste123"/>
@@ -1786,7 +2142,7 @@
         <w:rFonts w:hint="default"/>
       </w:rPr>
     </w:lvl>
-    <w:lvl w:ilvl="1" w:tentative="1">
+    <w:lvl w:ilvl="1" w:tplc="04070019" w:tentative="1">
       <w:start w:val="1"/>
       <w:numFmt w:val="lowerLetter"/>
       <w:lvlText w:val="%2."/>
@@ -1795,7 +2151,7 @@
         <w:ind w:left="1440" w:hanging="360"/>
       </w:pPr>
     </w:lvl>
-    <w:lvl w:ilvl="2" w:tentative="1">
+    <w:lvl w:ilvl="2" w:tplc="0407001B" w:tentative="1">
       <w:start w:val="1"/>
       <w:numFmt w:val="lowerRoman"/>
       <w:lvlText w:val="%3."/>
@@ -1804,7 +2160,7 @@
         <w:ind w:left="2160" w:hanging="180"/>
       </w:pPr>
     </w:lvl>
-    <w:lvl w:ilvl="3" w:tentative="1">
+    <w:lvl w:ilvl="3" w:tplc="0407000F" w:tentative="1">
       <w:start w:val="1"/>
       <w:numFmt w:val="decimal"/>
       <w:lvlText w:val="%4."/>
@@ -1813,7 +2169,7 @@
         <w:ind w:left="2880" w:hanging="360"/>
       </w:pPr>
     </w:lvl>
-    <w:lvl w:ilvl="4" w:tentative="1">
+    <w:lvl w:ilvl="4" w:tplc="04070019" w:tentative="1">
       <w:start w:val="1"/>
       <w:numFmt w:val="lowerLetter"/>
       <w:lvlText w:val="%5."/>
@@ -1822,7 +2178,7 @@
         <w:ind w:left="3600" w:hanging="360"/>
       </w:pPr>
     </w:lvl>
-    <w:lvl w:ilvl="5" w:tentative="1">
+    <w:lvl w:ilvl="5" w:tplc="0407001B" w:tentative="1">
       <w:start w:val="1"/>
       <w:numFmt w:val="lowerRoman"/>
       <w:lvlText w:val="%6."/>
@@ -1831,7 +2187,7 @@
         <w:ind w:left="4320" w:hanging="180"/>
       </w:pPr>
     </w:lvl>
-    <w:lvl w:ilvl="6" w:tentative="1">
+    <w:lvl w:ilvl="6" w:tplc="0407000F" w:tentative="1">
       <w:start w:val="1"/>
       <w:numFmt w:val="decimal"/>
       <w:lvlText w:val="%7."/>
@@ -1840,7 +2196,7 @@
         <w:ind w:left="5040" w:hanging="360"/>
       </w:pPr>
     </w:lvl>
-    <w:lvl w:ilvl="7" w:tentative="1">
+    <w:lvl w:ilvl="7" w:tplc="04070019" w:tentative="1">
       <w:start w:val="1"/>
       <w:numFmt w:val="lowerLetter"/>
       <w:lvlText w:val="%8."/>
@@ -1849,7 +2205,7 @@
         <w:ind w:left="5760" w:hanging="360"/>
       </w:pPr>
     </w:lvl>
-    <w:lvl w:ilvl="8" w:tentative="1">
+    <w:lvl w:ilvl="8" w:tplc="0407001B" w:tentative="1">
       <w:start w:val="1"/>
       <w:numFmt w:val="lowerRoman"/>
       <w:lvlText w:val="%9."/>
@@ -1859,7 +2215,7 @@
       </w:pPr>
     </w:lvl>
   </w:abstractNum>
-  <w:abstractNum w:abstractNumId="1">
+  <w:abstractNum w:abstractNumId="1" w15:restartNumberingAfterBreak="0">
     <w:nsid w:val="4047211F"/>
     <w:multiLevelType w:val="multilevel"/>
     <w:tmpl w:val="1512B0BE"/>
@@ -1980,7 +2336,7 @@
       </w:rPr>
     </w:lvl>
   </w:abstractNum>
-  <w:abstractNum w:abstractNumId="2">
+  <w:abstractNum w:abstractNumId="2" w15:restartNumberingAfterBreak="0">
     <w:nsid w:val="7AAD223C"/>
     <w:multiLevelType w:val="multilevel"/>
     <w:tmpl w:val="D500DDEA"/>
@@ -2094,7 +2450,7 @@
       </w:rPr>
     </w:lvl>
   </w:abstractNum>
-  <w:abstractNum w:abstractNumId="3">
+  <w:abstractNum w:abstractNumId="3" w15:restartNumberingAfterBreak="0">
     <w:nsid w:val="7B105FBC"/>
     <w:multiLevelType w:val="multilevel"/>
     <w:tmpl w:val="312A8EDC"/>
@@ -2208,23 +2564,23 @@
       </w:rPr>
     </w:lvl>
   </w:abstractNum>
-  <w:num w:numId="1">
+  <w:num w:numId="1" w16cid:durableId="1083064652">
     <w:abstractNumId w:val="1"/>
   </w:num>
-  <w:num w:numId="2">
+  <w:num w:numId="2" w16cid:durableId="1902904573">
     <w:abstractNumId w:val="3"/>
   </w:num>
-  <w:num w:numId="3">
+  <w:num w:numId="3" w16cid:durableId="508720933">
     <w:abstractNumId w:val="0"/>
   </w:num>
-  <w:num w:numId="4">
+  <w:num w:numId="4" w16cid:durableId="1235048730">
     <w:abstractNumId w:val="2"/>
   </w:num>
 </w:numbering>
 </file>
 
 <file path=word/styles.xml><?xml version="1.0" encoding="utf-8"?>
-<w:styles xmlns:mc="http://schemas.openxmlformats.org/markup-compatibility/2006" xmlns:r="http://schemas.openxmlformats.org/officeDocument/2006/relationships" xmlns:w="http://schemas.openxmlformats.org/wordprocessingml/2006/main" xmlns:w14="http://schemas.microsoft.com/office/word/2010/wordml" xmlns:w15="http://schemas.microsoft.com/office/word/2012/wordml" mc:Ignorable="w14 w15">
+<w:styles xmlns:mc="http://schemas.openxmlformats.org/markup-compatibility/2006" xmlns:r="http://schemas.openxmlformats.org/officeDocument/2006/relationships" xmlns:w="http://schemas.openxmlformats.org/wordprocessingml/2006/main" xmlns:w14="http://schemas.microsoft.com/office/word/2010/wordml" xmlns:w15="http://schemas.microsoft.com/office/word/2012/wordml" xmlns:w16cex="http://schemas.microsoft.com/office/word/2018/wordml/cex" xmlns:w16cid="http://schemas.microsoft.com/office/word/2016/wordml/cid" xmlns:w16="http://schemas.microsoft.com/office/word/2018/wordml" xmlns:w16du="http://schemas.microsoft.com/office/word/2023/wordml/word16du" xmlns:w16sdtdh="http://schemas.microsoft.com/office/word/2020/wordml/sdtdatahash" xmlns:w16sdtfl="http://schemas.microsoft.com/office/word/2024/wordml/sdtformatlock" xmlns:w16se="http://schemas.microsoft.com/office/word/2015/wordml/symex" mc:Ignorable="w14 w15 w16se w16cid w16 w16cex w16sdtdh w16sdtfl w16du">
   <w:docDefaults>
     <w:rPrDefault>
       <w:rPr>
@@ -2613,6 +2969,11 @@
     <w:lsdException w:name="List Table 5 Dark Accent 6" w:uiPriority="50"/>
     <w:lsdException w:name="List Table 6 Colorful Accent 6" w:uiPriority="51"/>
     <w:lsdException w:name="List Table 7 Colorful Accent 6" w:uiPriority="52"/>
+    <w:lsdException w:name="Mention" w:semiHidden="1" w:unhideWhenUsed="1"/>
+    <w:lsdException w:name="Smart Hyperlink" w:semiHidden="1" w:unhideWhenUsed="1"/>
+    <w:lsdException w:name="Hashtag" w:semiHidden="1" w:unhideWhenUsed="1"/>
+    <w:lsdException w:name="Unresolved Mention" w:semiHidden="1" w:unhideWhenUsed="1"/>
+    <w:lsdException w:name="Smart Link" w:semiHidden="1" w:unhideWhenUsed="1"/>
   </w:latentStyles>
   <w:style w:type="paragraph" w:default="1" w:styleId="Normal">
     <w:name w:val="Normal"/>
@@ -2629,7 +2990,7 @@
     <w:name w:val="heading 1"/>
     <w:basedOn w:val="Normal"/>
     <w:next w:val="Normal"/>
-    <w:link w:val="berschrift1Zchn"/>
+    <w:link w:val="Heading1Char"/>
     <w:uiPriority w:val="9"/>
     <w:qFormat/>
     <w:rsid w:val="00E126F9"/>
@@ -2655,7 +3016,7 @@
     <w:name w:val="heading 2"/>
     <w:basedOn w:val="Normal"/>
     <w:next w:val="Normal"/>
-    <w:link w:val="berschrift2Zchn"/>
+    <w:link w:val="Heading2Char"/>
     <w:uiPriority w:val="9"/>
     <w:qFormat/>
     <w:rsid w:val="00E126F9"/>
@@ -2680,7 +3041,7 @@
     <w:name w:val="heading 3"/>
     <w:basedOn w:val="Tabellenkopf"/>
     <w:next w:val="Normal"/>
-    <w:link w:val="berschrift3Zchn"/>
+    <w:link w:val="Heading3Char"/>
     <w:uiPriority w:val="9"/>
     <w:qFormat/>
     <w:rsid w:val="00EE73F8"/>
@@ -2692,7 +3053,7 @@
     <w:name w:val="heading 4"/>
     <w:basedOn w:val="Normal"/>
     <w:next w:val="Normal"/>
-    <w:link w:val="berschrift4Zchn"/>
+    <w:link w:val="Heading4Char"/>
     <w:uiPriority w:val="9"/>
     <w:unhideWhenUsed/>
     <w:qFormat/>
@@ -2718,7 +3079,7 @@
     <w:name w:val="heading 5"/>
     <w:basedOn w:val="Normal"/>
     <w:next w:val="Normal"/>
-    <w:link w:val="berschrift5Zchn"/>
+    <w:link w:val="Heading5Char"/>
     <w:uiPriority w:val="9"/>
     <w:unhideWhenUsed/>
     <w:qFormat/>
@@ -2744,7 +3105,7 @@
     <w:name w:val="heading 6"/>
     <w:basedOn w:val="Normal"/>
     <w:next w:val="Normal"/>
-    <w:link w:val="berschrift6Zchn"/>
+    <w:link w:val="Heading6Char"/>
     <w:uiPriority w:val="9"/>
     <w:unhideWhenUsed/>
     <w:qFormat/>
@@ -2770,7 +3131,7 @@
     <w:name w:val="heading 7"/>
     <w:basedOn w:val="Normal"/>
     <w:next w:val="Normal"/>
-    <w:link w:val="berschrift7Zchn"/>
+    <w:link w:val="Heading7Char"/>
     <w:uiPriority w:val="9"/>
     <w:unhideWhenUsed/>
     <w:qFormat/>
@@ -2796,7 +3157,7 @@
     <w:name w:val="heading 8"/>
     <w:basedOn w:val="Normal"/>
     <w:next w:val="Normal"/>
-    <w:link w:val="berschrift8Zchn"/>
+    <w:link w:val="Heading8Char"/>
     <w:uiPriority w:val="9"/>
     <w:unhideWhenUsed/>
     <w:qFormat/>
@@ -2822,7 +3183,7 @@
     <w:name w:val="heading 9"/>
     <w:basedOn w:val="Normal"/>
     <w:next w:val="Normal"/>
-    <w:link w:val="berschrift9Zchn"/>
+    <w:link w:val="Heading9Char"/>
     <w:uiPriority w:val="9"/>
     <w:unhideWhenUsed/>
     <w:qFormat/>
@@ -2847,7 +3208,6 @@
   <w:style w:type="character" w:default="1" w:styleId="DefaultParagraphFont">
     <w:name w:val="Default Paragraph Font"/>
     <w:uiPriority w:val="1"/>
-    <w:semiHidden/>
     <w:unhideWhenUsed/>
   </w:style>
   <w:style w:type="table" w:default="1" w:styleId="TableNormal">
@@ -2871,8 +3231,8 @@
     <w:semiHidden/>
     <w:unhideWhenUsed/>
   </w:style>
-  <w:style w:type="character" w:customStyle="1" w:styleId="berschrift1Zchn">
-    <w:name w:val="Überschrift 1 Zchn"/>
+  <w:style w:type="character" w:customStyle="1" w:styleId="Heading1Char">
+    <w:name w:val="Heading 1 Char"/>
     <w:basedOn w:val="DefaultParagraphFont"/>
     <w:link w:val="Heading1"/>
     <w:uiPriority w:val="9"/>
@@ -2885,8 +3245,8 @@
       <w:szCs w:val="40"/>
     </w:rPr>
   </w:style>
-  <w:style w:type="character" w:customStyle="1" w:styleId="berschrift2Zchn">
-    <w:name w:val="Überschrift 2 Zchn"/>
+  <w:style w:type="character" w:customStyle="1" w:styleId="Heading2Char">
+    <w:name w:val="Heading 2 Char"/>
     <w:basedOn w:val="DefaultParagraphFont"/>
     <w:link w:val="Heading2"/>
     <w:uiPriority w:val="9"/>
@@ -2899,8 +3259,8 @@
       <w:szCs w:val="32"/>
     </w:rPr>
   </w:style>
-  <w:style w:type="character" w:customStyle="1" w:styleId="berschrift3Zchn">
-    <w:name w:val="Überschrift 3 Zchn"/>
+  <w:style w:type="character" w:customStyle="1" w:styleId="Heading3Char">
+    <w:name w:val="Heading 3 Char"/>
     <w:basedOn w:val="DefaultParagraphFont"/>
     <w:link w:val="Heading3"/>
     <w:uiPriority w:val="9"/>
@@ -2911,8 +3271,8 @@
       <w:sz w:val="16"/>
     </w:rPr>
   </w:style>
-  <w:style w:type="character" w:customStyle="1" w:styleId="berschrift4Zchn">
-    <w:name w:val="Überschrift 4 Zchn"/>
+  <w:style w:type="character" w:customStyle="1" w:styleId="Heading4Char">
+    <w:name w:val="Heading 4 Char"/>
     <w:basedOn w:val="DefaultParagraphFont"/>
     <w:link w:val="Heading4"/>
     <w:uiPriority w:val="9"/>
@@ -2925,8 +3285,8 @@
       <w:szCs w:val="20"/>
     </w:rPr>
   </w:style>
-  <w:style w:type="character" w:customStyle="1" w:styleId="berschrift5Zchn">
-    <w:name w:val="Überschrift 5 Zchn"/>
+  <w:style w:type="character" w:customStyle="1" w:styleId="Heading5Char">
+    <w:name w:val="Heading 5 Char"/>
     <w:basedOn w:val="DefaultParagraphFont"/>
     <w:link w:val="Heading5"/>
     <w:uiPriority w:val="9"/>
@@ -2939,8 +3299,8 @@
       <w:szCs w:val="20"/>
     </w:rPr>
   </w:style>
-  <w:style w:type="character" w:customStyle="1" w:styleId="berschrift6Zchn">
-    <w:name w:val="Überschrift 6 Zchn"/>
+  <w:style w:type="character" w:customStyle="1" w:styleId="Heading6Char">
+    <w:name w:val="Heading 6 Char"/>
     <w:basedOn w:val="DefaultParagraphFont"/>
     <w:link w:val="Heading6"/>
     <w:uiPriority w:val="9"/>
@@ -2953,8 +3313,8 @@
       <w:szCs w:val="20"/>
     </w:rPr>
   </w:style>
-  <w:style w:type="character" w:customStyle="1" w:styleId="berschrift7Zchn">
-    <w:name w:val="Überschrift 7 Zchn"/>
+  <w:style w:type="character" w:customStyle="1" w:styleId="Heading7Char">
+    <w:name w:val="Heading 7 Char"/>
     <w:basedOn w:val="DefaultParagraphFont"/>
     <w:link w:val="Heading7"/>
     <w:uiPriority w:val="9"/>
@@ -2967,8 +3327,8 @@
       <w:szCs w:val="20"/>
     </w:rPr>
   </w:style>
-  <w:style w:type="character" w:customStyle="1" w:styleId="berschrift8Zchn">
-    <w:name w:val="Überschrift 8 Zchn"/>
+  <w:style w:type="character" w:customStyle="1" w:styleId="Heading8Char">
+    <w:name w:val="Heading 8 Char"/>
     <w:basedOn w:val="DefaultParagraphFont"/>
     <w:link w:val="Heading8"/>
     <w:uiPriority w:val="9"/>
@@ -2981,8 +3341,8 @@
       <w:szCs w:val="20"/>
     </w:rPr>
   </w:style>
-  <w:style w:type="character" w:customStyle="1" w:styleId="berschrift9Zchn">
-    <w:name w:val="Überschrift 9 Zchn"/>
+  <w:style w:type="character" w:customStyle="1" w:styleId="Heading9Char">
+    <w:name w:val="Heading 9 Char"/>
     <w:basedOn w:val="DefaultParagraphFont"/>
     <w:link w:val="Heading9"/>
     <w:uiPriority w:val="9"/>
@@ -2999,7 +3359,7 @@
     <w:name w:val="Title"/>
     <w:basedOn w:val="Normal"/>
     <w:next w:val="Normal"/>
-    <w:link w:val="TitelZchn"/>
+    <w:link w:val="TitleChar"/>
     <w:uiPriority w:val="19"/>
     <w:qFormat/>
     <w:rsid w:val="008823B8"/>
@@ -3016,8 +3376,8 @@
       <w:szCs w:val="100"/>
     </w:rPr>
   </w:style>
-  <w:style w:type="character" w:customStyle="1" w:styleId="TitelZchn">
-    <w:name w:val="Titel Zchn"/>
+  <w:style w:type="character" w:customStyle="1" w:styleId="TitleChar">
+    <w:name w:val="Title Char"/>
     <w:basedOn w:val="DefaultParagraphFont"/>
     <w:link w:val="Title"/>
     <w:uiPriority w:val="19"/>
@@ -3035,7 +3395,7 @@
     <w:name w:val="Subtitle"/>
     <w:basedOn w:val="Normal"/>
     <w:next w:val="Normal"/>
-    <w:link w:val="UntertitelZchn"/>
+    <w:link w:val="SubtitleChar"/>
     <w:uiPriority w:val="19"/>
     <w:qFormat/>
     <w:rsid w:val="001973B5"/>
@@ -3052,8 +3412,8 @@
       <w:szCs w:val="40"/>
     </w:rPr>
   </w:style>
-  <w:style w:type="character" w:customStyle="1" w:styleId="UntertitelZchn">
-    <w:name w:val="Untertitel Zchn"/>
+  <w:style w:type="character" w:customStyle="1" w:styleId="SubtitleChar">
+    <w:name w:val="Subtitle Char"/>
     <w:basedOn w:val="DefaultParagraphFont"/>
     <w:link w:val="Subtitle"/>
     <w:uiPriority w:val="19"/>
@@ -3069,7 +3429,7 @@
     <w:name w:val="Quote"/>
     <w:basedOn w:val="Normal"/>
     <w:next w:val="Normal"/>
-    <w:link w:val="ZitatZchn"/>
+    <w:link w:val="QuoteChar"/>
     <w:uiPriority w:val="29"/>
     <w:semiHidden/>
     <w:qFormat/>
@@ -3085,8 +3445,8 @@
       <w:szCs w:val="54"/>
     </w:rPr>
   </w:style>
-  <w:style w:type="character" w:customStyle="1" w:styleId="ZitatZchn">
-    <w:name w:val="Zitat Zchn"/>
+  <w:style w:type="character" w:customStyle="1" w:styleId="QuoteChar">
+    <w:name w:val="Quote Char"/>
     <w:basedOn w:val="DefaultParagraphFont"/>
     <w:link w:val="Quote"/>
     <w:uiPriority w:val="29"/>
@@ -3128,7 +3488,7 @@
     <w:name w:val="Intense Quote"/>
     <w:basedOn w:val="Normal"/>
     <w:next w:val="Normal"/>
-    <w:link w:val="IntensivesZitatZchn"/>
+    <w:link w:val="IntenseQuoteChar"/>
     <w:uiPriority w:val="30"/>
     <w:semiHidden/>
     <w:qFormat/>
@@ -3148,8 +3508,8 @@
       <w:color w:val="2C0361" w:themeColor="accent1" w:themeShade="BF"/>
     </w:rPr>
   </w:style>
-  <w:style w:type="character" w:customStyle="1" w:styleId="IntensivesZitatZchn">
-    <w:name w:val="Intensives Zitat Zchn"/>
+  <w:style w:type="character" w:customStyle="1" w:styleId="IntenseQuoteChar">
+    <w:name w:val="Intense Quote Char"/>
     <w:basedOn w:val="DefaultParagraphFont"/>
     <w:link w:val="IntenseQuote"/>
     <w:uiPriority w:val="30"/>
@@ -3180,7 +3540,7 @@
   <w:style w:type="paragraph" w:styleId="Header">
     <w:name w:val="header"/>
     <w:basedOn w:val="Normal"/>
-    <w:link w:val="KopfzeileZchn"/>
+    <w:link w:val="HeaderChar"/>
     <w:uiPriority w:val="99"/>
     <w:unhideWhenUsed/>
     <w:rsid w:val="00737E7B"/>
@@ -3192,8 +3552,8 @@
       <w:spacing w:line="240" w:lineRule="auto"/>
     </w:pPr>
   </w:style>
-  <w:style w:type="character" w:customStyle="1" w:styleId="KopfzeileZchn">
-    <w:name w:val="Kopfzeile Zchn"/>
+  <w:style w:type="character" w:customStyle="1" w:styleId="HeaderChar">
+    <w:name w:val="Header Char"/>
     <w:basedOn w:val="DefaultParagraphFont"/>
     <w:link w:val="Header"/>
     <w:uiPriority w:val="99"/>
@@ -3202,7 +3562,7 @@
   <w:style w:type="paragraph" w:styleId="Footer">
     <w:name w:val="footer"/>
     <w:basedOn w:val="Normal"/>
-    <w:link w:val="FuzeileZchn"/>
+    <w:link w:val="FooterChar"/>
     <w:uiPriority w:val="99"/>
     <w:unhideWhenUsed/>
     <w:rsid w:val="00370844"/>
@@ -3218,8 +3578,8 @@
       <w:sz w:val="16"/>
     </w:rPr>
   </w:style>
-  <w:style w:type="character" w:customStyle="1" w:styleId="FuzeileZchn">
-    <w:name w:val="Fußzeile Zchn"/>
+  <w:style w:type="character" w:customStyle="1" w:styleId="FooterChar">
+    <w:name w:val="Footer Char"/>
     <w:basedOn w:val="DefaultParagraphFont"/>
     <w:link w:val="Footer"/>
     <w:uiPriority w:val="99"/>
@@ -3232,7 +3592,7 @@
   <w:style w:type="paragraph" w:styleId="FootnoteText">
     <w:name w:val="footnote text"/>
     <w:basedOn w:val="Normal"/>
-    <w:link w:val="FunotentextZchn"/>
+    <w:link w:val="FootnoteTextChar"/>
     <w:uiPriority w:val="99"/>
     <w:unhideWhenUsed/>
     <w:rsid w:val="00B946CF"/>
@@ -3246,8 +3606,8 @@
       <w:szCs w:val="20"/>
     </w:rPr>
   </w:style>
-  <w:style w:type="character" w:customStyle="1" w:styleId="FunotentextZchn">
-    <w:name w:val="Fußnotentext Zchn"/>
+  <w:style w:type="character" w:customStyle="1" w:styleId="FootnoteTextChar">
+    <w:name w:val="Footnote Text Char"/>
     <w:basedOn w:val="DefaultParagraphFont"/>
     <w:link w:val="FootnoteText"/>
     <w:uiPriority w:val="99"/>
@@ -3519,7 +3879,7 @@
       <w:color w:val="3C0483" w:themeColor="text2"/>
     </w:rPr>
   </w:style>
-  <w:style w:type="character" w:customStyle="1" w:styleId="UnresolvedMention">
+  <w:style w:type="character" w:styleId="UnresolvedMention">
     <w:name w:val="Unresolved Mention"/>
     <w:basedOn w:val="DefaultParagraphFont"/>
     <w:uiPriority w:val="99"/>
@@ -3800,8 +4160,28 @@
 </file>
 
 <file path=customXml/item2.xml><?xml version="1.0" encoding="utf-8"?>
-<ct:contentTypeSchema xmlns:ct="http://schemas.microsoft.com/office/2006/metadata/contentType" xmlns:ma="http://schemas.microsoft.com/office/2006/metadata/properties/metaAttributes" ct:_="" ma:_="" ma:contentTypeName="Dokument" ma:contentTypeID="0x010100B78553A402FE1E49871A770E999BE19E" ma:contentTypeVersion="18" ma:contentTypeDescription="Ein neues Dokument erstellen." ma:contentTypeScope="" ma:versionID="5c58c9ab0bd524d84bbe53adcf7c660f">
-  <xsd:schema xmlns:xsd="http://www.w3.org/2001/XMLSchema" xmlns:xs="http://www.w3.org/2001/XMLSchema" xmlns:p="http://schemas.microsoft.com/office/2006/metadata/properties" xmlns:ns2="443ee04c-2a79-47f3-aa66-08e7a1836799" xmlns:ns3="82fb1a38-c0a2-4036-957a-ec563826ffd6" targetNamespace="http://schemas.microsoft.com/office/2006/metadata/properties" ma:root="true" ma:fieldsID="4be5ba214383b2dfbc91ffe8b176daa0" ns2:_="" ns3:_="">
+<p:properties xmlns:p="http://schemas.microsoft.com/office/2006/metadata/properties" xmlns:xsi="http://www.w3.org/2001/XMLSchema-instance" xmlns:pc="http://schemas.microsoft.com/office/infopath/2007/PartnerControls">
+  <documentManagement>
+    <lcf76f155ced4ddcb4097134ff3c332f xmlns="443ee04c-2a79-47f3-aa66-08e7a1836799">
+      <Terms xmlns="http://schemas.microsoft.com/office/infopath/2007/PartnerControls"/>
+    </lcf76f155ced4ddcb4097134ff3c332f>
+    <TaxCatchAll xmlns="82fb1a38-c0a2-4036-957a-ec563826ffd6" xsi:nil="true"/>
+  </documentManagement>
+</p:properties>
+</file>
+
+<file path=customXml/item3.xml><?xml version="1.0" encoding="utf-8"?>
+<?mso-contentType ?>
+<FormTemplates xmlns="http://schemas.microsoft.com/sharepoint/v3/contenttype/forms">
+  <Display>DocumentLibraryForm</Display>
+  <Edit>DocumentLibraryForm</Edit>
+  <New>DocumentLibraryForm</New>
+</FormTemplates>
+</file>
+
+<file path=customXml/item4.xml><?xml version="1.0" encoding="utf-8"?>
+<ct:contentTypeSchema xmlns:ct="http://schemas.microsoft.com/office/2006/metadata/contentType" xmlns:ma="http://schemas.microsoft.com/office/2006/metadata/properties/metaAttributes" ct:_="" ma:_="" ma:contentTypeName="Dokument" ma:contentTypeID="0x010100B78553A402FE1E49871A770E999BE19E" ma:contentTypeVersion="18" ma:contentTypeDescription="Ein neues Dokument erstellen." ma:contentTypeScope="" ma:versionID="8332195d09d0151ecc0bc8f0890586a1">
+  <xsd:schema xmlns:xsd="http://www.w3.org/2001/XMLSchema" xmlns:xs="http://www.w3.org/2001/XMLSchema" xmlns:p="http://schemas.microsoft.com/office/2006/metadata/properties" xmlns:ns2="443ee04c-2a79-47f3-aa66-08e7a1836799" xmlns:ns3="82fb1a38-c0a2-4036-957a-ec563826ffd6" targetNamespace="http://schemas.microsoft.com/office/2006/metadata/properties" ma:root="true" ma:fieldsID="d06b4f6837116ea5e293c00631314b8d" ns2:_="" ns3:_="">
     <xsd:import namespace="443ee04c-2a79-47f3-aa66-08e7a1836799"/>
     <xsd:import namespace="82fb1a38-c0a2-4036-957a-ec563826ffd6"/>
     <xsd:element name="properties">
@@ -4040,26 +4420,6 @@
 </ct:contentTypeSchema>
 </file>
 
-<file path=customXml/item3.xml><?xml version="1.0" encoding="utf-8"?>
-<?mso-contentType ?>
-<FormTemplates xmlns="http://schemas.microsoft.com/sharepoint/v3/contenttype/forms">
-  <Display>DocumentLibraryForm</Display>
-  <Edit>DocumentLibraryForm</Edit>
-  <New>DocumentLibraryForm</New>
-</FormTemplates>
-</file>
-
-<file path=customXml/item4.xml><?xml version="1.0" encoding="utf-8"?>
-<p:properties xmlns:p="http://schemas.microsoft.com/office/2006/metadata/properties" xmlns:xsi="http://www.w3.org/2001/XMLSchema-instance" xmlns:pc="http://schemas.microsoft.com/office/infopath/2007/PartnerControls">
-  <documentManagement>
-    <lcf76f155ced4ddcb4097134ff3c332f xmlns="443ee04c-2a79-47f3-aa66-08e7a1836799">
-      <Terms xmlns="http://schemas.microsoft.com/office/infopath/2007/PartnerControls"/>
-    </lcf76f155ced4ddcb4097134ff3c332f>
-    <TaxCatchAll xmlns="82fb1a38-c0a2-4036-957a-ec563826ffd6" xsi:nil="true"/>
-  </documentManagement>
-</p:properties>
-</file>
-
 <file path=customXml/itemProps1.xml><?xml version="1.0" encoding="utf-8"?>
 <ds:datastoreItem xmlns:ds="http://schemas.openxmlformats.org/officeDocument/2006/customXml" ds:itemID="{A9089ED5-9535-49E8-9B9B-C37B834DA520}">
   <ds:schemaRefs>
@@ -4069,15 +4429,41 @@
 </file>
 
 <file path=customXml/itemProps2.xml><?xml version="1.0" encoding="utf-8"?>
-<ds:datastoreItem xmlns:ds="http://schemas.openxmlformats.org/officeDocument/2006/customXml" ds:itemID="{F3B892AB-ADBA-4EAF-88D5-F978FEC1580D}"/>
+<ds:datastoreItem xmlns:ds="http://schemas.openxmlformats.org/officeDocument/2006/customXml" ds:itemID="{7B329387-C045-4112-BBFA-93F3F82E731A}">
+  <ds:schemaRefs>
+    <ds:schemaRef ds:uri="http://schemas.microsoft.com/office/2006/metadata/properties"/>
+    <ds:schemaRef ds:uri="http://schemas.microsoft.com/office/infopath/2007/PartnerControls"/>
+    <ds:schemaRef ds:uri="443ee04c-2a79-47f3-aa66-08e7a1836799"/>
+    <ds:schemaRef ds:uri="82fb1a38-c0a2-4036-957a-ec563826ffd6"/>
+  </ds:schemaRefs>
+</ds:datastoreItem>
 </file>
 
 <file path=customXml/itemProps3.xml><?xml version="1.0" encoding="utf-8"?>
-<ds:datastoreItem xmlns:ds="http://schemas.openxmlformats.org/officeDocument/2006/customXml" ds:itemID="{C8B9F095-857C-4AFE-A7AD-FA25BF9DC91F}"/>
+<ds:datastoreItem xmlns:ds="http://schemas.openxmlformats.org/officeDocument/2006/customXml" ds:itemID="{F028439A-C0E7-484B-9C7A-2DE3781E5C70}">
+  <ds:schemaRefs>
+    <ds:schemaRef ds:uri="http://schemas.microsoft.com/sharepoint/v3/contenttype/forms"/>
+  </ds:schemaRefs>
+</ds:datastoreItem>
 </file>
 
 <file path=customXml/itemProps4.xml><?xml version="1.0" encoding="utf-8"?>
-<ds:datastoreItem xmlns:ds="http://schemas.openxmlformats.org/officeDocument/2006/customXml" ds:itemID="{7B6C04BE-A6D2-4803-A00D-F93467CEB946}"/>
+<ds:datastoreItem xmlns:ds="http://schemas.openxmlformats.org/officeDocument/2006/customXml" ds:itemID="{5C8C1605-18C3-459E-B27A-9FF0EAF143CC}">
+  <ds:schemaRefs>
+    <ds:schemaRef ds:uri="http://schemas.microsoft.com/office/2006/metadata/contentType"/>
+    <ds:schemaRef ds:uri="http://schemas.microsoft.com/office/2006/metadata/properties/metaAttributes"/>
+    <ds:schemaRef ds:uri="http://www.w3.org/2001/XMLSchema"/>
+    <ds:schemaRef ds:uri="http://schemas.microsoft.com/office/2006/metadata/properties"/>
+    <ds:schemaRef ds:uri="443ee04c-2a79-47f3-aa66-08e7a1836799"/>
+    <ds:schemaRef ds:uri="82fb1a38-c0a2-4036-957a-ec563826ffd6"/>
+    <ds:schemaRef ds:uri="http://schemas.microsoft.com/office/2006/documentManagement/types"/>
+    <ds:schemaRef ds:uri="http://schemas.microsoft.com/office/infopath/2007/PartnerControls"/>
+    <ds:schemaRef ds:uri="http://schemas.openxmlformats.org/package/2006/metadata/core-properties"/>
+    <ds:schemaRef ds:uri="http://purl.org/dc/elements/1.1/"/>
+    <ds:schemaRef ds:uri="http://purl.org/dc/terms/"/>
+    <ds:schemaRef ds:uri="http://schemas.microsoft.com/internal/obd"/>
+  </ds:schemaRefs>
+</ds:datastoreItem>
 </file>
 
 <file path=docMetadata/LabelInfo.xml><?xml version="1.0" encoding="utf-8"?>
